--- a/模板/测试说明模板.docx
+++ b/模板/测试说明模板.docx
@@ -49,6 +49,24 @@
       </w:r>
     </w:p>
     <w:p>
+      <w:r>
+        <w:t>{#showGroup}</w:t>
+      </w:r>
+    </w:p>
+    <w:p>
+      <w:pPr>
+        <w:pStyle w:val="3"/>
+      </w:pPr>
+      <w:r>
+        <w:t>{groupName}</w:t>
+      </w:r>
+    </w:p>
+    <w:p>
+      <w:r>
+        <w:t>{/showGroup}</w:t>
+      </w:r>
+    </w:p>
+    <w:p>
       <w:pPr/>
       <w:r>
         <w:t xml:space="preserve">{#showItem}</w:t>
@@ -56,7 +74,7 @@
     </w:p>
     <w:p>
       <w:pPr>
-        <w:pStyle w:val="3"/>
+        <w:pStyle w:val="4"/>
         <w:spacing w:before="0" w:beforeLines="0"/>
         <w:rPr>
           <w:szCs w:val="24"/>

--- a/模板/测试说明模板.docx
+++ b/模板/测试说明模板.docx
@@ -2,6 +2,118 @@
 <file path=word/document.xml><?xml version="1.0" encoding="utf-8"?>
 <w:document xmlns:wpc="http://schemas.microsoft.com/office/word/2010/wordprocessingCanvas" xmlns:cx="http://schemas.microsoft.com/office/drawing/2014/chartex" xmlns:cx1="http://schemas.microsoft.com/office/drawing/2015/9/8/chartex" xmlns:cx2="http://schemas.microsoft.com/office/drawing/2015/10/21/chartex" xmlns:cx3="http://schemas.microsoft.com/office/drawing/2016/5/9/chartex" xmlns:cx4="http://schemas.microsoft.com/office/drawing/2016/5/10/chartex" xmlns:cx5="http://schemas.microsoft.com/office/drawing/2016/5/11/chartex" xmlns:cx6="http://schemas.microsoft.com/office/drawing/2016/5/12/chartex" xmlns:cx7="http://schemas.microsoft.com/office/drawing/2016/5/13/chartex" xmlns:cx8="http://schemas.microsoft.com/office/drawing/2016/5/14/chartex" xmlns:mc="http://schemas.openxmlformats.org/markup-compatibility/2006" xmlns:aink="http://schemas.microsoft.com/office/drawing/2016/ink" xmlns:am3d="http://schemas.microsoft.com/office/drawing/2017/model3d" xmlns:o="urn:schemas-microsoft-com:office:office" xmlns:oel="http://schemas.microsoft.com/office/2019/extlst" xmlns:r="http://schemas.openxmlformats.org/officeDocument/2006/relationships" xmlns:m="http://schemas.openxmlformats.org/officeDocument/2006/math" xmlns:v="urn:schemas-microsoft-com:vml" xmlns:wp14="http://schemas.microsoft.com/office/word/2010/wordprocessingDrawing" xmlns:wp="http://schemas.openxmlformats.org/drawingml/2006/wordprocessingDrawing" xmlns:w10="urn:schemas-microsoft-com:office:word" xmlns:w="http://schemas.openxmlformats.org/wordprocessingml/2006/main" xmlns:w14="http://schemas.microsoft.com/office/word/2010/wordml" xmlns:w15="http://schemas.microsoft.com/office/word/2012/wordml" xmlns:w16cex="http://schemas.microsoft.com/office/word/2018/wordml/cex" xmlns:w16cid="http://schemas.microsoft.com/office/word/2016/wordml/cid" xmlns:w16="http://schemas.microsoft.com/office/word/2018/wordml" xmlns:w16sdtdh="http://schemas.microsoft.com/office/word/2020/wordml/sdtdatahash" xmlns:w16se="http://schemas.microsoft.com/office/word/2015/wordml/symex" xmlns:wpg="http://schemas.microsoft.com/office/word/2010/wordprocessingGroup" xmlns:wpi="http://schemas.microsoft.com/office/word/2010/wordprocessingInk" xmlns:wne="http://schemas.microsoft.com/office/word/2006/wordml" xmlns:wps="http://schemas.microsoft.com/office/word/2010/wordprocessingShape" mc:Ignorable="w14 w15 w16se w16cid w16 w16cex w16sdtdh wp14">
   <w:body>
+    <w:p>
+      <w:pPr>
+        <w:pStyle w:val="1"/>
+      </w:pPr>
+      <w:r>
+        <w:t>测试说明</w:t>
+      </w:r>
+    </w:p>
+    <w:p>
+      <w:pPr>
+        <w:pStyle w:val="2"/>
+      </w:pPr>
+      <w:r>
+        <w:t>{configName}</w:t>
+      </w:r>
+    </w:p>
+    <w:p>
+      <w:r>
+        <w:t xml:space="preserve">{configName}测试说明如下：</w:t>
+      </w:r>
+    </w:p>
+    <w:p>
+      <w:r>
+        <w:t xml:space="preserve">表1 {configName}测试说明</w:t>
+      </w:r>
+    </w:p>
+    <w:tbl>
+      <w:tblPr>
+        <w:tblBorders>
+          <w:top w:val="single" w:sz="4"/>
+          <w:left w:val="single" w:sz="4"/>
+          <w:bottom w:val="single" w:sz="4"/>
+          <w:right w:val="single" w:sz="4"/>
+          <w:insideH w:val="single" w:sz="4"/>
+          <w:insideV w:val="single" w:sz="4"/>
+        </w:tblBorders>
+      </w:tblPr>
+      <w:tr>
+        <w:tc>
+          <w:p>
+            <w:r>
+              <w:t xml:space="preserve">序号</w:t>
+            </w:r>
+          </w:p>
+        </w:tc>
+        <w:tc>
+          <w:p>
+            <w:r>
+              <w:t xml:space="preserve">用例名称</w:t>
+            </w:r>
+          </w:p>
+        </w:tc>
+        <w:tc>
+          <w:p>
+            <w:r>
+              <w:t xml:space="preserve">用例标识</w:t>
+            </w:r>
+          </w:p>
+        </w:tc>
+        <w:tc>
+          <w:p>
+            <w:r>
+              <w:t xml:space="preserve">测试用例综述</w:t>
+            </w:r>
+          </w:p>
+        </w:tc>
+      </w:tr>
+      <w:tr>
+        <w:tc>
+          <w:p>
+            <w:r>
+              <w:t xml:space="preserve">{#caselist}</w:t>
+            </w:r>
+          </w:p>
+        </w:tc>
+        <w:tc>
+          <w:p>
+            <w:r>
+              <w:t xml:space="preserve">{no}</w:t>
+            </w:r>
+          </w:p>
+        </w:tc>
+        <w:tc>
+          <w:p>
+            <w:r>
+              <w:t xml:space="preserve">{mingcheng}</w:t>
+            </w:r>
+          </w:p>
+        </w:tc>
+        <w:tc>
+          <w:p>
+            <w:r>
+              <w:t xml:space="preserve">{caseId}</w:t>
+            </w:r>
+          </w:p>
+        </w:tc>
+        <w:tc>
+          <w:p>
+            <w:r>
+              <w:t xml:space="preserve">{summary}</w:t>
+            </w:r>
+          </w:p>
+        </w:tc>
+        <w:tc>
+          <w:p>
+            <w:r>
+              <w:t xml:space="preserve">{/}</w:t>
+            </w:r>
+          </w:p>
+        </w:tc>
+      </w:tr>
+    </w:tbl>
     <w:p>
       <w:pPr>
         <w:pStyle w:val="1"/>
@@ -1116,6 +1228,169 @@
         <w:t xml:space="preserve">{/cases}</w:t>
       </w:r>
     </w:p>
+    <w:p>
+      <w:pPr>
+        <w:pStyle w:val="1"/>
+      </w:pPr>
+      <w:r>
+        <w:t>需求的可追踪性</w:t>
+      </w:r>
+    </w:p>
+    <w:p>
+      <w:pPr>
+        <w:pStyle w:val="2"/>
+      </w:pPr>
+      <w:r>
+        <w:t>{configName}需求追踪表</w:t>
+      </w:r>
+    </w:p>
+    <w:p>
+      <w:r>
+        <w:t xml:space="preserve">表2 {configName}需求追踪表</w:t>
+      </w:r>
+    </w:p>
+    <w:tbl>
+      <w:tblPr>
+        <w:tblBorders>
+          <w:top w:val="single" w:sz="4"/>
+          <w:left w:val="single" w:sz="4"/>
+          <w:bottom w:val="single" w:sz="4"/>
+          <w:right w:val="single" w:sz="4"/>
+          <w:insideH w:val="single" w:sz="4"/>
+          <w:insideV w:val="single" w:sz="4"/>
+        </w:tblBorders>
+      </w:tblPr>
+      <w:tr>
+        <w:tc>
+          <w:p>
+            <w:r>
+              <w:t xml:space="preserve">序号</w:t>
+            </w:r>
+          </w:p>
+        </w:tc>
+        <w:tc>
+          <w:p>
+            <w:r>
+              <w:t xml:space="preserve">需求规格说明章节号</w:t>
+            </w:r>
+          </w:p>
+        </w:tc>
+        <w:tc>
+          <w:p>
+            <w:r>
+              <w:t xml:space="preserve">需求规格说明描述</w:t>
+            </w:r>
+          </w:p>
+        </w:tc>
+        <w:tc>
+          <w:p>
+            <w:r>
+              <w:t xml:space="preserve">大纲章节号</w:t>
+            </w:r>
+          </w:p>
+        </w:tc>
+        <w:tc>
+          <w:p>
+            <w:r>
+              <w:t xml:space="preserve">测试项名称</w:t>
+            </w:r>
+          </w:p>
+        </w:tc>
+        <w:tc>
+          <w:p>
+            <w:r>
+              <w:t xml:space="preserve">测试项标识</w:t>
+            </w:r>
+          </w:p>
+        </w:tc>
+        <w:tc>
+          <w:p>
+            <w:r>
+              <w:t xml:space="preserve">测试用例名称</w:t>
+            </w:r>
+          </w:p>
+        </w:tc>
+        <w:tc>
+          <w:p>
+            <w:r>
+              <w:t xml:space="preserve">测试用例标识</w:t>
+            </w:r>
+          </w:p>
+        </w:tc>
+      </w:tr>
+      <w:tr>
+        <w:tc>
+          <w:p>
+            <w:r>
+              <w:t xml:space="preserve">{#traceRows}</w:t>
+            </w:r>
+          </w:p>
+        </w:tc>
+        <w:tc>
+          <w:p>
+            <w:r>
+              <w:t xml:space="preserve">{no}</w:t>
+            </w:r>
+          </w:p>
+        </w:tc>
+        <w:tc>
+          <w:p>
+            <w:r>
+              <w:t xml:space="preserve">{srsChapter}</w:t>
+            </w:r>
+          </w:p>
+        </w:tc>
+        <w:tc>
+          <w:p>
+            <w:r>
+              <w:t xml:space="preserve">{srsDesc}</w:t>
+            </w:r>
+          </w:p>
+        </w:tc>
+        <w:tc>
+          <w:p>
+            <w:r>
+              <w:t xml:space="preserve">{outlineChapter}</w:t>
+            </w:r>
+          </w:p>
+        </w:tc>
+        <w:tc>
+          <w:p>
+            <w:r>
+              <w:t xml:space="preserve">{itemName}</w:t>
+            </w:r>
+          </w:p>
+        </w:tc>
+        <w:tc>
+          <w:p>
+            <w:r>
+              <w:t xml:space="preserve">{itemItemId}</w:t>
+            </w:r>
+          </w:p>
+        </w:tc>
+        <w:tc>
+          <w:p>
+            <w:r>
+              <w:t xml:space="preserve">{caseName}</w:t>
+            </w:r>
+          </w:p>
+        </w:tc>
+        <w:tc>
+          <w:p>
+            <w:r>
+              <w:t xml:space="preserve">{caseId}</w:t>
+            </w:r>
+          </w:p>
+        </w:tc>
+        <w:tc>
+          <w:p>
+            <w:r>
+              <w:t xml:space="preserve">{/}</w:t>
+            </w:r>
+          </w:p>
+        </w:tc>
+      </w:tr>
+    </w:tbl>
     <w:sectPr>
       <w:pgSz w:w="11906" w:h="16838"/>
       <w:pgMar w:top="1440" w:right="1800" w:bottom="1440" w:left="1800" w:header="851" w:footer="992" w:gutter="0"/>

--- a/模板/测试说明模板.docx
+++ b/模板/测试说明模板.docx
@@ -1,6 +1,6 @@
 
 <file path=word/document.xml><?xml version="1.0" encoding="utf-8"?>
-<w:document xmlns:wpc="http://schemas.microsoft.com/office/word/2010/wordprocessingCanvas" xmlns:cx="http://schemas.microsoft.com/office/drawing/2014/chartex" xmlns:cx1="http://schemas.microsoft.com/office/drawing/2015/9/8/chartex" xmlns:cx2="http://schemas.microsoft.com/office/drawing/2015/10/21/chartex" xmlns:cx3="http://schemas.microsoft.com/office/drawing/2016/5/9/chartex" xmlns:cx4="http://schemas.microsoft.com/office/drawing/2016/5/10/chartex" xmlns:cx5="http://schemas.microsoft.com/office/drawing/2016/5/11/chartex" xmlns:cx6="http://schemas.microsoft.com/office/drawing/2016/5/12/chartex" xmlns:cx7="http://schemas.microsoft.com/office/drawing/2016/5/13/chartex" xmlns:cx8="http://schemas.microsoft.com/office/drawing/2016/5/14/chartex" xmlns:mc="http://schemas.openxmlformats.org/markup-compatibility/2006" xmlns:aink="http://schemas.microsoft.com/office/drawing/2016/ink" xmlns:am3d="http://schemas.microsoft.com/office/drawing/2017/model3d" xmlns:o="urn:schemas-microsoft-com:office:office" xmlns:oel="http://schemas.microsoft.com/office/2019/extlst" xmlns:r="http://schemas.openxmlformats.org/officeDocument/2006/relationships" xmlns:m="http://schemas.openxmlformats.org/officeDocument/2006/math" xmlns:v="urn:schemas-microsoft-com:vml" xmlns:wp14="http://schemas.microsoft.com/office/word/2010/wordprocessingDrawing" xmlns:wp="http://schemas.openxmlformats.org/drawingml/2006/wordprocessingDrawing" xmlns:w10="urn:schemas-microsoft-com:office:word" xmlns:w="http://schemas.openxmlformats.org/wordprocessingml/2006/main" xmlns:w14="http://schemas.microsoft.com/office/word/2010/wordml" xmlns:w15="http://schemas.microsoft.com/office/word/2012/wordml" xmlns:w16cex="http://schemas.microsoft.com/office/word/2018/wordml/cex" xmlns:w16cid="http://schemas.microsoft.com/office/word/2016/wordml/cid" xmlns:w16="http://schemas.microsoft.com/office/word/2018/wordml" xmlns:w16sdtdh="http://schemas.microsoft.com/office/word/2020/wordml/sdtdatahash" xmlns:w16se="http://schemas.microsoft.com/office/word/2015/wordml/symex" xmlns:wpg="http://schemas.microsoft.com/office/word/2010/wordprocessingGroup" xmlns:wpi="http://schemas.microsoft.com/office/word/2010/wordprocessingInk" xmlns:wne="http://schemas.microsoft.com/office/word/2006/wordml" xmlns:wps="http://schemas.microsoft.com/office/word/2010/wordprocessingShape" mc:Ignorable="w14 w15 w16se w16cid w16 w16cex w16sdtdh wp14">
+<w:document xmlns:wpc="http://schemas.microsoft.com/office/word/2010/wordprocessingCanvas" xmlns:cx="http://schemas.microsoft.com/office/drawing/2014/chartex" xmlns:cx1="http://schemas.microsoft.com/office/drawing/2015/9/8/chartex" xmlns:cx2="http://schemas.microsoft.com/office/drawing/2015/10/21/chartex" xmlns:cx3="http://schemas.microsoft.com/office/drawing/2016/5/9/chartex" xmlns:cx4="http://schemas.microsoft.com/office/drawing/2016/5/10/chartex" xmlns:cx5="http://schemas.microsoft.com/office/drawing/2016/5/11/chartex" xmlns:cx6="http://schemas.microsoft.com/office/drawing/2016/5/12/chartex" xmlns:cx7="http://schemas.microsoft.com/office/drawing/2016/5/13/chartex" xmlns:cx8="http://schemas.microsoft.com/office/drawing/2016/5/14/chartex" xmlns:mc="http://schemas.openxmlformats.org/markup-compatibility/2006" xmlns:aink="http://schemas.microsoft.com/office/drawing/2016/ink" xmlns:am3d="http://schemas.microsoft.com/office/drawing/2017/model3d" xmlns:o="urn:schemas-microsoft-com:office:office" xmlns:oel="http://schemas.microsoft.com/office/2019/extlst" xmlns:r="http://schemas.openxmlformats.org/officeDocument/2006/relationships" xmlns:m="http://schemas.openxmlformats.org/officeDocument/2006/math" xmlns:v="urn:schemas-microsoft-com:vml" xmlns:wp14="http://schemas.microsoft.com/office/word/2010/wordprocessingDrawing" xmlns:wp="http://schemas.openxmlformats.org/drawingml/2006/wordprocessingDrawing" xmlns:w10="urn:schemas-microsoft-com:office:word" xmlns:w="http://schemas.openxmlformats.org/wordprocessingml/2006/main" xmlns:w14="http://schemas.microsoft.com/office/word/2010/wordml" xmlns:w15="http://schemas.microsoft.com/office/word/2012/wordml" xmlns:w16cex="http://schemas.microsoft.com/office/word/2018/wordml/cex" xmlns:w16cid="http://schemas.microsoft.com/office/word/2016/wordml/cid" xmlns:w16="http://schemas.microsoft.com/office/word/2018/wordml" xmlns:w16du="http://schemas.microsoft.com/office/word/2023/wordml/word16du" xmlns:w16sdtdh="http://schemas.microsoft.com/office/word/2020/wordml/sdtdatahash" xmlns:w16sdtfl="http://schemas.microsoft.com/office/word/2024/wordml/sdtformatlock" xmlns:w16se="http://schemas.microsoft.com/office/word/2015/wordml/symex" xmlns:wpg="http://schemas.microsoft.com/office/word/2010/wordprocessingGroup" xmlns:wpi="http://schemas.microsoft.com/office/word/2010/wordprocessingInk" xmlns:wne="http://schemas.microsoft.com/office/word/2006/wordml" xmlns:wps="http://schemas.microsoft.com/office/word/2010/wordprocessingShape" mc:Ignorable="w14 w15 w16se w16cid w16 w16cex w16sdtdh w16sdtfl w16du wp14">
   <w:body>
     <w:p>
       <w:pPr>
@@ -12,108 +12,358 @@
     </w:p>
     <w:p>
       <w:pPr>
-        <w:pStyle w:val="2"/>
-      </w:pPr>
-      <w:r>
+        <w:jc w:val="center"/>
+        <w:rPr>
+          <w:rFonts w:eastAsia="黑体"/>
+          <w:sz w:val="21"/>
+          <w:szCs w:val="21"/>
+        </w:rPr>
+      </w:pPr>
+      <w:r>
+        <w:rPr>
+          <w:rFonts w:eastAsia="黑体"/>
+          <w:sz w:val="21"/>
+          <w:szCs w:val="21"/>
+        </w:rPr>
+        <w:t>表</w:t>
+      </w:r>
+      <w:r>
+        <w:rPr>
+          <w:sz w:val="21"/>
+          <w:szCs w:val="21"/>
+        </w:rPr>
+        <w:fldChar w:fldCharType="begin"/>
+      </w:r>
+      <w:r>
+        <w:rPr>
+          <w:sz w:val="21"/>
+          <w:szCs w:val="21"/>
+        </w:rPr>
+        <w:instrText xml:space="preserve"> STYLEREF 1 \s </w:instrText>
+      </w:r>
+      <w:r>
+        <w:rPr>
+          <w:sz w:val="21"/>
+          <w:szCs w:val="21"/>
+        </w:rPr>
+        <w:fldChar w:fldCharType="separate"/>
+      </w:r>
+      <w:r>
+        <w:rPr>
+          <w:noProof/>
+          <w:sz w:val="21"/>
+          <w:szCs w:val="21"/>
+        </w:rPr>
+        <w:t>1</w:t>
+      </w:r>
+      <w:r>
+        <w:rPr>
+          <w:noProof/>
+          <w:sz w:val="21"/>
+          <w:szCs w:val="21"/>
+        </w:rPr>
+        <w:fldChar w:fldCharType="end"/>
+      </w:r>
+      <w:r>
+        <w:rPr>
+          <w:sz w:val="21"/>
+          <w:szCs w:val="21"/>
+        </w:rPr>
+        <w:noBreakHyphen/>
+      </w:r>
+      <w:r>
+        <w:rPr>
+          <w:b/>
+          <w:sz w:val="21"/>
+          <w:szCs w:val="21"/>
+        </w:rPr>
+        <w:fldChar w:fldCharType="begin"/>
+      </w:r>
+      <w:r>
+        <w:rPr>
+          <w:sz w:val="21"/>
+          <w:szCs w:val="21"/>
+        </w:rPr>
+        <w:instrText xml:space="preserve"> SEQ </w:instrText>
+      </w:r>
+      <w:r>
+        <w:rPr>
+          <w:sz w:val="21"/>
+          <w:szCs w:val="21"/>
+        </w:rPr>
+        <w:instrText>表</w:instrText>
+      </w:r>
+      <w:r>
+        <w:rPr>
+          <w:sz w:val="21"/>
+          <w:szCs w:val="21"/>
+        </w:rPr>
+        <w:instrText xml:space="preserve"> \* ARABIC \s 1 </w:instrText>
+      </w:r>
+      <w:r>
+        <w:rPr>
+          <w:b/>
+          <w:sz w:val="21"/>
+          <w:szCs w:val="21"/>
+        </w:rPr>
+        <w:fldChar w:fldCharType="separate"/>
+      </w:r>
+      <w:r>
+        <w:rPr>
+          <w:noProof/>
+          <w:sz w:val="21"/>
+          <w:szCs w:val="21"/>
+        </w:rPr>
+        <w:t>5</w:t>
+      </w:r>
+      <w:r>
+        <w:rPr>
+          <w:b/>
+          <w:sz w:val="21"/>
+          <w:szCs w:val="21"/>
+        </w:rPr>
+        <w:fldChar w:fldCharType="end"/>
+      </w:r>
+      <w:r>
+        <w:rPr>
+          <w:rFonts w:eastAsia="黑体"/>
+          <w:sz w:val="21"/>
+          <w:szCs w:val="21"/>
+        </w:rPr>
         <w:t>{configName}</w:t>
       </w:r>
-    </w:p>
-    <w:p>
-      <w:r>
-        <w:t xml:space="preserve">{configName}测试说明如下：</w:t>
-      </w:r>
-    </w:p>
-    <w:p>
-      <w:r>
-        <w:t xml:space="preserve">表1 {configName}测试说明</w:t>
+      <w:r>
+        <w:rPr>
+          <w:rFonts w:eastAsia="黑体"/>
+          <w:sz w:val="21"/>
+          <w:szCs w:val="21"/>
+        </w:rPr>
+        <w:t>测试说明</w:t>
       </w:r>
     </w:p>
     <w:tbl>
       <w:tblPr>
+        <w:tblW w:w="0" w:type="auto"/>
         <w:tblBorders>
-          <w:top w:val="single" w:sz="4"/>
-          <w:left w:val="single" w:sz="4"/>
-          <w:bottom w:val="single" w:sz="4"/>
-          <w:right w:val="single" w:sz="4"/>
-          <w:insideH w:val="single" w:sz="4"/>
-          <w:insideV w:val="single" w:sz="4"/>
+          <w:top w:val="single" w:sz="12" w:space="0" w:color="auto"/>
+          <w:left w:val="single" w:sz="12" w:space="0" w:color="auto"/>
+          <w:bottom w:val="single" w:sz="12" w:space="0" w:color="auto"/>
+          <w:right w:val="single" w:sz="12" w:space="0" w:color="auto"/>
+          <w:insideH w:val="single" w:sz="6" w:space="0" w:color="auto"/>
+          <w:insideV w:val="single" w:sz="6" w:space="0" w:color="auto"/>
         </w:tblBorders>
+        <w:tblLayout w:type="fixed"/>
+        <w:tblLook w:val="04A0" w:firstRow="1" w:lastRow="0" w:firstColumn="1" w:lastColumn="0" w:noHBand="0" w:noVBand="1"/>
       </w:tblPr>
+      <w:tblGrid>
+        <w:gridCol w:w="628"/>
+        <w:gridCol w:w="2600"/>
+        <w:gridCol w:w="2450"/>
+        <w:gridCol w:w="2844"/>
+      </w:tblGrid>
       <w:tr>
         <w:tc>
-          <w:p>
-            <w:r>
-              <w:t xml:space="preserve">序号</w:t>
-            </w:r>
-          </w:p>
-        </w:tc>
-        <w:tc>
-          <w:p>
-            <w:r>
-              <w:t xml:space="preserve">用例名称</w:t>
-            </w:r>
-          </w:p>
-        </w:tc>
-        <w:tc>
-          <w:p>
-            <w:r>
-              <w:t xml:space="preserve">用例标识</w:t>
-            </w:r>
-          </w:p>
-        </w:tc>
-        <w:tc>
-          <w:p>
-            <w:r>
-              <w:t xml:space="preserve">测试用例综述</w:t>
+          <w:tcPr>
+            <w:tcW w:w="628" w:type="dxa"/>
+            <w:vAlign w:val="center"/>
+          </w:tcPr>
+          <w:p>
+            <w:pPr>
+              <w:wordWrap w:val="0"/>
+              <w:jc w:val="center"/>
+              <w:rPr>
+                <w:rFonts w:ascii="黑体" w:eastAsia="黑体" w:hAnsi="黑体" w:hint="eastAsia"/>
+                <w:bCs/>
+                <w:sz w:val="21"/>
+                <w:szCs w:val="21"/>
+              </w:rPr>
+            </w:pPr>
+            <w:r>
+              <w:rPr>
+                <w:rFonts w:ascii="黑体" w:eastAsia="黑体" w:hAnsi="黑体"/>
+                <w:bCs/>
+                <w:sz w:val="21"/>
+                <w:szCs w:val="21"/>
+              </w:rPr>
+              <w:t>序号</w:t>
+            </w:r>
+          </w:p>
+        </w:tc>
+        <w:tc>
+          <w:tcPr>
+            <w:tcW w:w="2600" w:type="dxa"/>
+            <w:vAlign w:val="center"/>
+          </w:tcPr>
+          <w:p>
+            <w:pPr>
+              <w:wordWrap w:val="0"/>
+              <w:jc w:val="center"/>
+              <w:rPr>
+                <w:rFonts w:ascii="黑体" w:eastAsia="黑体" w:hAnsi="黑体" w:hint="eastAsia"/>
+                <w:bCs/>
+                <w:sz w:val="21"/>
+                <w:szCs w:val="21"/>
+              </w:rPr>
+            </w:pPr>
+            <w:r>
+              <w:rPr>
+                <w:rFonts w:ascii="黑体" w:eastAsia="黑体" w:hAnsi="黑体" w:hint="eastAsia"/>
+                <w:bCs/>
+                <w:sz w:val="21"/>
+                <w:szCs w:val="21"/>
+              </w:rPr>
+              <w:t>用例</w:t>
+            </w:r>
+            <w:r>
+              <w:rPr>
+                <w:rFonts w:ascii="黑体" w:eastAsia="黑体" w:hAnsi="黑体"/>
+                <w:bCs/>
+                <w:sz w:val="21"/>
+                <w:szCs w:val="21"/>
+              </w:rPr>
+              <w:t>名称</w:t>
+            </w:r>
+          </w:p>
+        </w:tc>
+        <w:tc>
+          <w:tcPr>
+            <w:tcW w:w="2450" w:type="dxa"/>
+            <w:vAlign w:val="center"/>
+          </w:tcPr>
+          <w:p>
+            <w:pPr>
+              <w:wordWrap w:val="0"/>
+              <w:jc w:val="center"/>
+              <w:rPr>
+                <w:rFonts w:ascii="黑体" w:eastAsia="黑体" w:hAnsi="黑体" w:hint="eastAsia"/>
+                <w:bCs/>
+                <w:sz w:val="21"/>
+                <w:szCs w:val="21"/>
+              </w:rPr>
+            </w:pPr>
+            <w:r>
+              <w:rPr>
+                <w:rFonts w:ascii="黑体" w:eastAsia="黑体" w:hAnsi="黑体"/>
+                <w:bCs/>
+                <w:sz w:val="21"/>
+                <w:szCs w:val="21"/>
+              </w:rPr>
+              <w:t>用例标识</w:t>
+            </w:r>
+          </w:p>
+        </w:tc>
+        <w:tc>
+          <w:tcPr>
+            <w:tcW w:w="2844" w:type="dxa"/>
+            <w:vAlign w:val="center"/>
+          </w:tcPr>
+          <w:p>
+            <w:pPr>
+              <w:wordWrap w:val="0"/>
+              <w:jc w:val="center"/>
+              <w:rPr>
+                <w:rFonts w:ascii="黑体" w:eastAsia="黑体" w:hAnsi="黑体" w:hint="eastAsia"/>
+                <w:bCs/>
+                <w:sz w:val="21"/>
+                <w:szCs w:val="21"/>
+              </w:rPr>
+            </w:pPr>
+            <w:r>
+              <w:rPr>
+                <w:rFonts w:ascii="黑体" w:eastAsia="黑体" w:hAnsi="黑体"/>
+                <w:bCs/>
+                <w:sz w:val="21"/>
+                <w:szCs w:val="21"/>
+              </w:rPr>
+              <w:t>测试用例综述</w:t>
             </w:r>
           </w:p>
         </w:tc>
       </w:tr>
       <w:tr>
         <w:tc>
-          <w:p>
-            <w:r>
-              <w:t xml:space="preserve">{#caselist}</w:t>
-            </w:r>
-          </w:p>
-        </w:tc>
-        <w:tc>
-          <w:p>
-            <w:r>
-              <w:t xml:space="preserve">{no}</w:t>
-            </w:r>
-          </w:p>
-        </w:tc>
-        <w:tc>
-          <w:p>
-            <w:r>
-              <w:t xml:space="preserve">{mingcheng}</w:t>
-            </w:r>
-          </w:p>
-        </w:tc>
-        <w:tc>
-          <w:p>
-            <w:r>
-              <w:t xml:space="preserve">{caseId}</w:t>
-            </w:r>
-          </w:p>
-        </w:tc>
-        <w:tc>
-          <w:p>
-            <w:r>
-              <w:t xml:space="preserve">{summary}</w:t>
-            </w:r>
-          </w:p>
-        </w:tc>
-        <w:tc>
-          <w:p>
-            <w:r>
-              <w:t xml:space="preserve">{/}</w:t>
+          <w:tcPr>
+            <w:tcW w:w="628" w:type="dxa"/>
+            <w:vAlign w:val="center"/>
+          </w:tcPr>
+          <w:p>
+            <w:r>
+              <w:t>{#caselist}{no}</w:t>
+            </w:r>
+          </w:p>
+        </w:tc>
+        <w:tc>
+          <w:tcPr>
+            <w:tcW w:w="2600" w:type="dxa"/>
+            <w:vAlign w:val="center"/>
+          </w:tcPr>
+          <w:p>
+            <w:pPr>
+              <w:wordWrap w:val="0"/>
+              <w:rPr>
+                <w:iCs/>
+                <w:color w:val="FF0000"/>
+                <w:sz w:val="21"/>
+                <w:szCs w:val="21"/>
+              </w:rPr>
+            </w:pPr>
+            <w:r>
+              <w:t>{mingcheng}</w:t>
+            </w:r>
+          </w:p>
+        </w:tc>
+        <w:tc>
+          <w:tcPr>
+            <w:tcW w:w="2450" w:type="dxa"/>
+            <w:vAlign w:val="center"/>
+          </w:tcPr>
+          <w:p>
+            <w:pPr>
+              <w:wordWrap w:val="0"/>
+              <w:rPr>
+                <w:iCs/>
+                <w:color w:val="FF0000"/>
+                <w:sz w:val="21"/>
+                <w:szCs w:val="21"/>
+              </w:rPr>
+            </w:pPr>
+            <w:r>
+              <w:t>{caseId}</w:t>
+            </w:r>
+          </w:p>
+        </w:tc>
+        <w:tc>
+          <w:tcPr>
+            <w:tcW w:w="2844" w:type="dxa"/>
+            <w:vAlign w:val="center"/>
+          </w:tcPr>
+          <w:p>
+            <w:pPr>
+              <w:wordWrap w:val="0"/>
+              <w:rPr>
+                <w:iCs/>
+                <w:color w:val="FF0000"/>
+                <w:sz w:val="21"/>
+                <w:szCs w:val="21"/>
+              </w:rPr>
+            </w:pPr>
+            <w:r>
+              <w:t>{summary}{/}</w:t>
             </w:r>
           </w:p>
         </w:tc>
       </w:tr>
     </w:tbl>
+    <w:p>
+      <w:pPr>
+        <w:jc w:val="center"/>
+        <w:rPr>
+          <w:rFonts w:eastAsia="黑体"/>
+          <w:sz w:val="21"/>
+          <w:szCs w:val="21"/>
+        </w:rPr>
+      </w:pPr>
+    </w:p>
     <w:p>
       <w:pPr>
         <w:pStyle w:val="1"/>
@@ -126,15 +376,13 @@
       </w:r>
     </w:p>
     <w:p>
-      <w:pPr/>
-      <w:r>
-        <w:t xml:space="preserve">{#cases}</w:t>
+      <w:r>
+        <w:t>{#cases}</w:t>
       </w:r>
     </w:p>
     <w:p>
-      <w:pPr/>
-      <w:r>
-        <w:t xml:space="preserve">{#showType}</w:t>
+      <w:r>
+        <w:t>{#showType}</w:t>
       </w:r>
     </w:p>
     <w:p>
@@ -151,13 +399,12 @@
           <w:sz w:val="24"/>
           <w:szCs w:val="24"/>
         </w:rPr>
-        <w:t xml:space="preserve">{typeName}</w:t>
+        <w:t>{typeName}</w:t>
       </w:r>
     </w:p>
     <w:p>
-      <w:pPr/>
-      <w:r>
-        <w:t xml:space="preserve">{/showType}</w:t>
+      <w:r>
+        <w:t>{/showType}</w:t>
       </w:r>
     </w:p>
     <w:p>
@@ -168,6 +415,7 @@
     <w:p>
       <w:pPr>
         <w:pStyle w:val="3"/>
+        <w:spacing w:before="156"/>
       </w:pPr>
       <w:r>
         <w:t>{groupName}</w:t>
@@ -179,15 +427,13 @@
       </w:r>
     </w:p>
     <w:p>
-      <w:pPr/>
-      <w:r>
-        <w:t xml:space="preserve">{#showItem}</w:t>
+      <w:r>
+        <w:t>{#showItem}</w:t>
       </w:r>
     </w:p>
     <w:p>
       <w:pPr>
         <w:pStyle w:val="4"/>
-        <w:spacing w:before="0" w:beforeLines="0"/>
         <w:rPr>
           <w:szCs w:val="24"/>
         </w:rPr>
@@ -197,25 +443,24 @@
           <w:rFonts w:hint="eastAsia"/>
           <w:szCs w:val="24"/>
         </w:rPr>
-        <w:t xml:space="preserve">{itemName}</w:t>
+        <w:t>{itemName}</w:t>
       </w:r>
     </w:p>
     <w:p>
-      <w:pPr/>
-      <w:r>
-        <w:t xml:space="preserve">{/showItem}</w:t>
+      <w:r>
+        <w:t>{/showItem}</w:t>
       </w:r>
     </w:p>
     <w:tbl>
       <w:tblPr>
         <w:tblW w:w="0" w:type="auto"/>
         <w:tblBorders>
-          <w:top w:val="single" w:color="auto" w:sz="4" w:space="0"/>
-          <w:left w:val="single" w:color="auto" w:sz="4" w:space="0"/>
-          <w:bottom w:val="single" w:color="auto" w:sz="4" w:space="0"/>
-          <w:right w:val="single" w:color="auto" w:sz="4" w:space="0"/>
-          <w:insideH w:val="single" w:color="auto" w:sz="4" w:space="0"/>
-          <w:insideV w:val="single" w:color="auto" w:sz="4" w:space="0"/>
+          <w:top w:val="single" w:sz="4" w:space="0" w:color="auto"/>
+          <w:left w:val="single" w:sz="4" w:space="0" w:color="auto"/>
+          <w:bottom w:val="single" w:sz="4" w:space="0" w:color="auto"/>
+          <w:right w:val="single" w:sz="4" w:space="0" w:color="auto"/>
+          <w:insideH w:val="single" w:sz="4" w:space="0" w:color="auto"/>
+          <w:insideV w:val="single" w:sz="4" w:space="0" w:color="auto"/>
         </w:tblBorders>
         <w:tblLayout w:type="fixed"/>
         <w:tblCellMar>
@@ -237,10 +482,10 @@
             <w:tcW w:w="8522" w:type="dxa"/>
             <w:gridSpan w:val="5"/>
             <w:tcBorders>
-              <w:top w:val="single" w:color="auto" w:sz="12" w:space="0"/>
-              <w:left w:val="single" w:color="auto" w:sz="12" w:space="0"/>
-              <w:bottom w:val="single" w:color="auto" w:sz="12" w:space="0"/>
-              <w:right w:val="single" w:color="auto" w:sz="12" w:space="0"/>
+              <w:top w:val="single" w:sz="12" w:space="0" w:color="auto"/>
+              <w:left w:val="single" w:sz="12" w:space="0" w:color="auto"/>
+              <w:bottom w:val="single" w:sz="12" w:space="0" w:color="auto"/>
+              <w:right w:val="single" w:sz="12" w:space="0" w:color="auto"/>
             </w:tcBorders>
             <w:vAlign w:val="center"/>
           </w:tcPr>
@@ -299,10 +544,10 @@
             <w:tcW w:w="1660" w:type="dxa"/>
             <w:gridSpan w:val="2"/>
             <w:tcBorders>
-              <w:top w:val="single" w:color="auto" w:sz="12" w:space="0"/>
-              <w:left w:val="single" w:color="auto" w:sz="12" w:space="0"/>
-              <w:bottom w:val="single" w:color="auto" w:sz="12" w:space="0"/>
-              <w:right w:val="single" w:color="auto" w:sz="4" w:space="0"/>
+              <w:top w:val="single" w:sz="12" w:space="0" w:color="auto"/>
+              <w:left w:val="single" w:sz="12" w:space="0" w:color="auto"/>
+              <w:bottom w:val="single" w:sz="12" w:space="0" w:color="auto"/>
+              <w:right w:val="single" w:sz="4" w:space="0" w:color="auto"/>
             </w:tcBorders>
             <w:vAlign w:val="center"/>
             <w:hideMark/>
@@ -332,10 +577,10 @@
           <w:tcPr>
             <w:tcW w:w="3203" w:type="dxa"/>
             <w:tcBorders>
-              <w:top w:val="single" w:color="auto" w:sz="12" w:space="0"/>
-              <w:left w:val="single" w:color="auto" w:sz="4" w:space="0"/>
-              <w:bottom w:val="single" w:color="auto" w:sz="12" w:space="0"/>
-              <w:right w:val="single" w:color="auto" w:sz="4" w:space="0"/>
+              <w:top w:val="single" w:sz="12" w:space="0" w:color="auto"/>
+              <w:left w:val="single" w:sz="4" w:space="0" w:color="auto"/>
+              <w:bottom w:val="single" w:sz="12" w:space="0" w:color="auto"/>
+              <w:right w:val="single" w:sz="4" w:space="0" w:color="auto"/>
             </w:tcBorders>
             <w:vAlign w:val="center"/>
           </w:tcPr>
@@ -352,7 +597,7 @@
                 <w:sz w:val="21"/>
                 <w:szCs w:val="21"/>
               </w:rPr>
-              <w:t xml:space="preserve">{mingcheng}</w:t>
+              <w:t>{mingcheng}</w:t>
             </w:r>
           </w:p>
         </w:tc>
@@ -360,10 +605,10 @@
           <w:tcPr>
             <w:tcW w:w="1130" w:type="dxa"/>
             <w:tcBorders>
-              <w:top w:val="single" w:color="auto" w:sz="12" w:space="0"/>
-              <w:left w:val="single" w:color="auto" w:sz="4" w:space="0"/>
-              <w:bottom w:val="single" w:color="auto" w:sz="12" w:space="0"/>
-              <w:right w:val="single" w:color="auto" w:sz="4" w:space="0"/>
+              <w:top w:val="single" w:sz="12" w:space="0" w:color="auto"/>
+              <w:left w:val="single" w:sz="4" w:space="0" w:color="auto"/>
+              <w:bottom w:val="single" w:sz="12" w:space="0" w:color="auto"/>
+              <w:right w:val="single" w:sz="4" w:space="0" w:color="auto"/>
             </w:tcBorders>
             <w:vAlign w:val="center"/>
             <w:hideMark/>
@@ -411,10 +656,10 @@
           <w:tcPr>
             <w:tcW w:w="2529" w:type="dxa"/>
             <w:tcBorders>
-              <w:top w:val="single" w:color="auto" w:sz="12" w:space="0"/>
-              <w:left w:val="single" w:color="auto" w:sz="4" w:space="0"/>
-              <w:bottom w:val="single" w:color="auto" w:sz="12" w:space="0"/>
-              <w:right w:val="single" w:color="auto" w:sz="12" w:space="0"/>
+              <w:top w:val="single" w:sz="12" w:space="0" w:color="auto"/>
+              <w:left w:val="single" w:sz="4" w:space="0" w:color="auto"/>
+              <w:bottom w:val="single" w:sz="12" w:space="0" w:color="auto"/>
+              <w:right w:val="single" w:sz="12" w:space="0" w:color="auto"/>
             </w:tcBorders>
             <w:vAlign w:val="center"/>
           </w:tcPr>
@@ -431,7 +676,7 @@
                 <w:sz w:val="21"/>
                 <w:szCs w:val="21"/>
               </w:rPr>
-              <w:t xml:space="preserve">{caseId}</w:t>
+              <w:t>{caseId}</w:t>
             </w:r>
           </w:p>
         </w:tc>
@@ -442,10 +687,10 @@
             <w:tcW w:w="1660" w:type="dxa"/>
             <w:gridSpan w:val="2"/>
             <w:tcBorders>
-              <w:top w:val="single" w:color="auto" w:sz="12" w:space="0"/>
-              <w:left w:val="single" w:color="auto" w:sz="12" w:space="0"/>
-              <w:bottom w:val="single" w:color="auto" w:sz="4" w:space="0"/>
-              <w:right w:val="single" w:color="auto" w:sz="4" w:space="0"/>
+              <w:top w:val="single" w:sz="12" w:space="0" w:color="auto"/>
+              <w:left w:val="single" w:sz="12" w:space="0" w:color="auto"/>
+              <w:bottom w:val="single" w:sz="4" w:space="0" w:color="auto"/>
+              <w:right w:val="single" w:sz="4" w:space="0" w:color="auto"/>
             </w:tcBorders>
             <w:vAlign w:val="center"/>
             <w:hideMark/>
@@ -476,10 +721,10 @@
             <w:tcW w:w="6862" w:type="dxa"/>
             <w:gridSpan w:val="3"/>
             <w:tcBorders>
-              <w:top w:val="single" w:color="auto" w:sz="12" w:space="0"/>
-              <w:left w:val="single" w:color="auto" w:sz="4" w:space="0"/>
-              <w:bottom w:val="single" w:color="auto" w:sz="4" w:space="0"/>
-              <w:right w:val="single" w:color="auto" w:sz="12" w:space="0"/>
+              <w:top w:val="single" w:sz="12" w:space="0" w:color="auto"/>
+              <w:left w:val="single" w:sz="4" w:space="0" w:color="auto"/>
+              <w:bottom w:val="single" w:sz="4" w:space="0" w:color="auto"/>
+              <w:right w:val="single" w:sz="12" w:space="0" w:color="auto"/>
             </w:tcBorders>
             <w:vAlign w:val="center"/>
           </w:tcPr>
@@ -517,7 +762,14 @@
                 <w:sz w:val="21"/>
                 <w:szCs w:val="21"/>
               </w:rPr>
-              <w:t xml:space="preserve">测试需求分析：{chapter} {itemName}</w:t>
+              <w:t>测试需求分析：</w:t>
+            </w:r>
+            <w:r>
+              <w:rPr>
+                <w:sz w:val="21"/>
+                <w:szCs w:val="21"/>
+              </w:rPr>
+              <w:t>{chapter} {itemName}</w:t>
             </w:r>
           </w:p>
           <w:p>
@@ -532,7 +784,14 @@
                 <w:sz w:val="21"/>
                 <w:szCs w:val="21"/>
               </w:rPr>
-              <w:t xml:space="preserve">测试需求标识：{itemId}</w:t>
+              <w:t>测试需求标识：</w:t>
+            </w:r>
+            <w:r>
+              <w:rPr>
+                <w:sz w:val="21"/>
+                <w:szCs w:val="21"/>
+              </w:rPr>
+              <w:t>{itemId}</w:t>
             </w:r>
           </w:p>
         </w:tc>
@@ -543,10 +802,10 @@
             <w:tcW w:w="1660" w:type="dxa"/>
             <w:gridSpan w:val="2"/>
             <w:tcBorders>
-              <w:top w:val="single" w:color="auto" w:sz="4" w:space="0"/>
-              <w:left w:val="single" w:color="auto" w:sz="12" w:space="0"/>
-              <w:bottom w:val="single" w:color="auto" w:sz="4" w:space="0"/>
-              <w:right w:val="single" w:color="auto" w:sz="4" w:space="0"/>
+              <w:top w:val="single" w:sz="4" w:space="0" w:color="auto"/>
+              <w:left w:val="single" w:sz="12" w:space="0" w:color="auto"/>
+              <w:bottom w:val="single" w:sz="4" w:space="0" w:color="auto"/>
+              <w:right w:val="single" w:sz="4" w:space="0" w:color="auto"/>
             </w:tcBorders>
             <w:vAlign w:val="center"/>
             <w:hideMark/>
@@ -577,10 +836,10 @@
             <w:tcW w:w="6862" w:type="dxa"/>
             <w:gridSpan w:val="3"/>
             <w:tcBorders>
-              <w:top w:val="single" w:color="auto" w:sz="4" w:space="0"/>
-              <w:left w:val="single" w:color="auto" w:sz="4" w:space="0"/>
-              <w:bottom w:val="single" w:color="auto" w:sz="4" w:space="0"/>
-              <w:right w:val="single" w:color="auto" w:sz="12" w:space="0"/>
+              <w:top w:val="single" w:sz="4" w:space="0" w:color="auto"/>
+              <w:left w:val="single" w:sz="4" w:space="0" w:color="auto"/>
+              <w:bottom w:val="single" w:sz="4" w:space="0" w:color="auto"/>
+              <w:right w:val="single" w:sz="12" w:space="0" w:color="auto"/>
             </w:tcBorders>
           </w:tcPr>
           <w:p>
@@ -595,7 +854,7 @@
                 <w:sz w:val="21"/>
                 <w:szCs w:val="21"/>
               </w:rPr>
-              <w:t xml:space="preserve">{summary}</w:t>
+              <w:t>{summary}</w:t>
             </w:r>
           </w:p>
         </w:tc>
@@ -606,10 +865,10 @@
             <w:tcW w:w="1660" w:type="dxa"/>
             <w:gridSpan w:val="2"/>
             <w:tcBorders>
-              <w:top w:val="single" w:color="auto" w:sz="4" w:space="0"/>
-              <w:left w:val="single" w:color="auto" w:sz="12" w:space="0"/>
-              <w:bottom w:val="single" w:color="auto" w:sz="4" w:space="0"/>
-              <w:right w:val="single" w:color="auto" w:sz="4" w:space="0"/>
+              <w:top w:val="single" w:sz="4" w:space="0" w:color="auto"/>
+              <w:left w:val="single" w:sz="12" w:space="0" w:color="auto"/>
+              <w:bottom w:val="single" w:sz="4" w:space="0" w:color="auto"/>
+              <w:right w:val="single" w:sz="4" w:space="0" w:color="auto"/>
             </w:tcBorders>
             <w:vAlign w:val="center"/>
             <w:hideMark/>
@@ -640,10 +899,10 @@
             <w:tcW w:w="6862" w:type="dxa"/>
             <w:gridSpan w:val="3"/>
             <w:tcBorders>
-              <w:top w:val="single" w:color="auto" w:sz="4" w:space="0"/>
-              <w:left w:val="single" w:color="auto" w:sz="4" w:space="0"/>
-              <w:bottom w:val="single" w:color="auto" w:sz="4" w:space="0"/>
-              <w:right w:val="single" w:color="auto" w:sz="12" w:space="0"/>
+              <w:top w:val="single" w:sz="4" w:space="0" w:color="auto"/>
+              <w:left w:val="single" w:sz="4" w:space="0" w:color="auto"/>
+              <w:bottom w:val="single" w:sz="4" w:space="0" w:color="auto"/>
+              <w:right w:val="single" w:sz="12" w:space="0" w:color="auto"/>
             </w:tcBorders>
             <w:vAlign w:val="center"/>
           </w:tcPr>
@@ -659,7 +918,7 @@
                 <w:sz w:val="21"/>
                 <w:szCs w:val="21"/>
               </w:rPr>
-              <w:t xml:space="preserve">{init}</w:t>
+              <w:t>{init}</w:t>
             </w:r>
           </w:p>
         </w:tc>
@@ -670,10 +929,10 @@
             <w:tcW w:w="1660" w:type="dxa"/>
             <w:gridSpan w:val="2"/>
             <w:tcBorders>
-              <w:top w:val="single" w:color="auto" w:sz="4" w:space="0"/>
-              <w:left w:val="single" w:color="auto" w:sz="12" w:space="0"/>
-              <w:bottom w:val="single" w:color="auto" w:sz="4" w:space="0"/>
-              <w:right w:val="single" w:color="auto" w:sz="4" w:space="0"/>
+              <w:top w:val="single" w:sz="4" w:space="0" w:color="auto"/>
+              <w:left w:val="single" w:sz="12" w:space="0" w:color="auto"/>
+              <w:bottom w:val="single" w:sz="4" w:space="0" w:color="auto"/>
+              <w:right w:val="single" w:sz="4" w:space="0" w:color="auto"/>
             </w:tcBorders>
             <w:vAlign w:val="center"/>
             <w:hideMark/>
@@ -704,10 +963,10 @@
             <w:tcW w:w="6862" w:type="dxa"/>
             <w:gridSpan w:val="3"/>
             <w:tcBorders>
-              <w:top w:val="single" w:color="auto" w:sz="4" w:space="0"/>
-              <w:left w:val="single" w:color="auto" w:sz="4" w:space="0"/>
-              <w:bottom w:val="single" w:color="auto" w:sz="4" w:space="0"/>
-              <w:right w:val="single" w:color="auto" w:sz="12" w:space="0"/>
+              <w:top w:val="single" w:sz="4" w:space="0" w:color="auto"/>
+              <w:left w:val="single" w:sz="4" w:space="0" w:color="auto"/>
+              <w:bottom w:val="single" w:sz="4" w:space="0" w:color="auto"/>
+              <w:right w:val="single" w:sz="12" w:space="0" w:color="auto"/>
             </w:tcBorders>
             <w:vAlign w:val="center"/>
           </w:tcPr>
@@ -723,7 +982,7 @@
                 <w:sz w:val="21"/>
                 <w:szCs w:val="21"/>
               </w:rPr>
-              <w:t xml:space="preserve">{constraint}</w:t>
+              <w:t>{constraint}</w:t>
             </w:r>
           </w:p>
         </w:tc>
@@ -734,10 +993,10 @@
             <w:tcW w:w="8522" w:type="dxa"/>
             <w:gridSpan w:val="5"/>
             <w:tcBorders>
-              <w:top w:val="single" w:color="auto" w:sz="4" w:space="0"/>
-              <w:left w:val="single" w:color="auto" w:sz="12" w:space="0"/>
-              <w:bottom w:val="single" w:color="auto" w:sz="4" w:space="0"/>
-              <w:right w:val="single" w:color="auto" w:sz="12" w:space="0"/>
+              <w:top w:val="single" w:sz="4" w:space="0" w:color="auto"/>
+              <w:left w:val="single" w:sz="12" w:space="0" w:color="auto"/>
+              <w:bottom w:val="single" w:sz="4" w:space="0" w:color="auto"/>
+              <w:right w:val="single" w:sz="12" w:space="0" w:color="auto"/>
             </w:tcBorders>
             <w:vAlign w:val="center"/>
             <w:hideMark/>
@@ -769,10 +1028,10 @@
           <w:tcPr>
             <w:tcW w:w="723" w:type="dxa"/>
             <w:tcBorders>
-              <w:top w:val="single" w:color="auto" w:sz="4" w:space="0"/>
-              <w:left w:val="single" w:color="auto" w:sz="12" w:space="0"/>
-              <w:bottom w:val="single" w:color="auto" w:sz="4" w:space="0"/>
-              <w:right w:val="single" w:color="auto" w:sz="4" w:space="0"/>
+              <w:top w:val="single" w:sz="4" w:space="0" w:color="auto"/>
+              <w:left w:val="single" w:sz="12" w:space="0" w:color="auto"/>
+              <w:bottom w:val="single" w:sz="4" w:space="0" w:color="auto"/>
+              <w:right w:val="single" w:sz="4" w:space="0" w:color="auto"/>
             </w:tcBorders>
             <w:vAlign w:val="center"/>
             <w:hideMark/>
@@ -805,10 +1064,10 @@
             <w:tcW w:w="4140" w:type="dxa"/>
             <w:gridSpan w:val="2"/>
             <w:tcBorders>
-              <w:top w:val="single" w:color="auto" w:sz="4" w:space="0"/>
-              <w:left w:val="single" w:color="auto" w:sz="4" w:space="0"/>
-              <w:bottom w:val="single" w:color="auto" w:sz="4" w:space="0"/>
-              <w:right w:val="single" w:color="auto" w:sz="4" w:space="0"/>
+              <w:top w:val="single" w:sz="4" w:space="0" w:color="auto"/>
+              <w:left w:val="single" w:sz="4" w:space="0" w:color="auto"/>
+              <w:bottom w:val="single" w:sz="4" w:space="0" w:color="auto"/>
+              <w:right w:val="single" w:sz="4" w:space="0" w:color="auto"/>
             </w:tcBorders>
             <w:vAlign w:val="center"/>
             <w:hideMark/>
@@ -841,10 +1100,10 @@
             <w:tcW w:w="3659" w:type="dxa"/>
             <w:gridSpan w:val="2"/>
             <w:tcBorders>
-              <w:top w:val="single" w:color="auto" w:sz="4" w:space="0"/>
-              <w:left w:val="single" w:color="auto" w:sz="4" w:space="0"/>
-              <w:bottom w:val="single" w:color="auto" w:sz="4" w:space="0"/>
-              <w:right w:val="single" w:color="auto" w:sz="12" w:space="0"/>
+              <w:top w:val="single" w:sz="4" w:space="0" w:color="auto"/>
+              <w:left w:val="single" w:sz="4" w:space="0" w:color="auto"/>
+              <w:bottom w:val="single" w:sz="4" w:space="0" w:color="auto"/>
+              <w:right w:val="single" w:sz="12" w:space="0" w:color="auto"/>
             </w:tcBorders>
             <w:vAlign w:val="center"/>
             <w:hideMark/>
@@ -878,17 +1137,17 @@
           <w:tcPr>
             <w:tcW w:w="723" w:type="dxa"/>
             <w:tcBorders>
-              <w:top w:val="single" w:color="auto" w:sz="4" w:space="0"/>
-              <w:left w:val="single" w:color="auto" w:sz="12" w:space="0"/>
-              <w:bottom w:val="single" w:color="auto" w:sz="4" w:space="0"/>
-              <w:right w:val="single" w:color="auto" w:sz="4" w:space="0"/>
+              <w:top w:val="single" w:sz="4" w:space="0" w:color="auto"/>
+              <w:left w:val="single" w:sz="12" w:space="0" w:color="auto"/>
+              <w:bottom w:val="single" w:sz="4" w:space="0" w:color="auto"/>
+              <w:right w:val="single" w:sz="4" w:space="0" w:color="auto"/>
             </w:tcBorders>
             <w:vAlign w:val="center"/>
           </w:tcPr>
           <w:p>
             <w:pPr>
               <w:pStyle w:val="a7"/>
-              <w:ind w:firstLine="0" w:firstLineChars="0"/>
+              <w:ind w:firstLineChars="0" w:firstLine="0"/>
               <w:jc w:val="center"/>
               <w:rPr>
                 <w:noProof/>
@@ -903,7 +1162,17 @@
                 <w:sz w:val="21"/>
                 <w:szCs w:val="21"/>
               </w:rPr>
-              <w:t xml:space="preserve">{#steps}{no}</w:t>
+              <w:t>{#steps}{n</w:t>
+            </w:r>
+            <w:r>
+              <w:rPr>
+                <w:rFonts w:hint="eastAsia"/>
+                <w:noProof/>
+                <w:sz w:val="21"/>
+                <w:szCs w:val="21"/>
+              </w:rPr>
+              <w:lastRenderedPageBreak/>
+              <w:t>o}</w:t>
             </w:r>
           </w:p>
         </w:tc>
@@ -912,10 +1181,10 @@
             <w:tcW w:w="4140" w:type="dxa"/>
             <w:gridSpan w:val="2"/>
             <w:tcBorders>
-              <w:top w:val="single" w:color="auto" w:sz="4" w:space="0"/>
-              <w:left w:val="single" w:color="auto" w:sz="4" w:space="0"/>
-              <w:bottom w:val="single" w:color="auto" w:sz="4" w:space="0"/>
-              <w:right w:val="single" w:color="auto" w:sz="4" w:space="0"/>
+              <w:top w:val="single" w:sz="4" w:space="0" w:color="auto"/>
+              <w:left w:val="single" w:sz="4" w:space="0" w:color="auto"/>
+              <w:bottom w:val="single" w:sz="4" w:space="0" w:color="auto"/>
+              <w:right w:val="single" w:sz="4" w:space="0" w:color="auto"/>
             </w:tcBorders>
             <w:vAlign w:val="center"/>
           </w:tcPr>
@@ -932,7 +1201,8 @@
                 <w:sz w:val="21"/>
                 <w:szCs w:val="21"/>
               </w:rPr>
-              <w:t xml:space="preserve">{action}</w:t>
+              <w:lastRenderedPageBreak/>
+              <w:t>{action}</w:t>
             </w:r>
           </w:p>
         </w:tc>
@@ -941,10 +1211,10 @@
             <w:tcW w:w="3659" w:type="dxa"/>
             <w:gridSpan w:val="2"/>
             <w:tcBorders>
-              <w:top w:val="single" w:color="auto" w:sz="4" w:space="0"/>
-              <w:left w:val="single" w:color="auto" w:sz="4" w:space="0"/>
-              <w:bottom w:val="single" w:color="auto" w:sz="4" w:space="0"/>
-              <w:right w:val="single" w:color="auto" w:sz="12" w:space="0"/>
+              <w:top w:val="single" w:sz="4" w:space="0" w:color="auto"/>
+              <w:left w:val="single" w:sz="4" w:space="0" w:color="auto"/>
+              <w:bottom w:val="single" w:sz="4" w:space="0" w:color="auto"/>
+              <w:right w:val="single" w:sz="12" w:space="0" w:color="auto"/>
             </w:tcBorders>
             <w:vAlign w:val="center"/>
           </w:tcPr>
@@ -961,7 +1231,7 @@
                 <w:sz w:val="21"/>
                 <w:szCs w:val="21"/>
               </w:rPr>
-              <w:t xml:space="preserve">{expect}{/}</w:t>
+              <w:t>{expect}{/}</w:t>
             </w:r>
           </w:p>
         </w:tc>
@@ -971,10 +1241,10 @@
           <w:tcPr>
             <w:tcW w:w="723" w:type="dxa"/>
             <w:tcBorders>
-              <w:top w:val="single" w:color="auto" w:sz="4" w:space="0"/>
-              <w:left w:val="single" w:color="auto" w:sz="12" w:space="0"/>
-              <w:bottom w:val="single" w:color="auto" w:sz="4" w:space="0"/>
-              <w:right w:val="single" w:color="auto" w:sz="4" w:space="0"/>
+              <w:top w:val="single" w:sz="4" w:space="0" w:color="auto"/>
+              <w:left w:val="single" w:sz="12" w:space="0" w:color="auto"/>
+              <w:bottom w:val="single" w:sz="4" w:space="0" w:color="auto"/>
+              <w:right w:val="single" w:sz="4" w:space="0" w:color="auto"/>
             </w:tcBorders>
             <w:vAlign w:val="center"/>
           </w:tcPr>
@@ -1004,10 +1274,10 @@
             <w:tcW w:w="7799" w:type="dxa"/>
             <w:gridSpan w:val="4"/>
             <w:tcBorders>
-              <w:top w:val="single" w:color="auto" w:sz="4" w:space="0"/>
-              <w:left w:val="single" w:color="auto" w:sz="4" w:space="0"/>
-              <w:bottom w:val="single" w:color="auto" w:sz="4" w:space="0"/>
-              <w:right w:val="single" w:color="auto" w:sz="12" w:space="0"/>
+              <w:top w:val="single" w:sz="4" w:space="0" w:color="auto"/>
+              <w:left w:val="single" w:sz="4" w:space="0" w:color="auto"/>
+              <w:bottom w:val="single" w:sz="4" w:space="0" w:color="auto"/>
+              <w:right w:val="single" w:sz="12" w:space="0" w:color="auto"/>
             </w:tcBorders>
             <w:vAlign w:val="center"/>
           </w:tcPr>
@@ -1066,10 +1336,10 @@
           <w:tcPr>
             <w:tcW w:w="723" w:type="dxa"/>
             <w:tcBorders>
-              <w:top w:val="single" w:color="auto" w:sz="4" w:space="0"/>
-              <w:left w:val="single" w:color="auto" w:sz="12" w:space="0"/>
-              <w:bottom w:val="single" w:color="auto" w:sz="4" w:space="0"/>
-              <w:right w:val="single" w:color="auto" w:sz="4" w:space="0"/>
+              <w:top w:val="single" w:sz="4" w:space="0" w:color="auto"/>
+              <w:left w:val="single" w:sz="12" w:space="0" w:color="auto"/>
+              <w:bottom w:val="single" w:sz="4" w:space="0" w:color="auto"/>
+              <w:right w:val="single" w:sz="4" w:space="0" w:color="auto"/>
             </w:tcBorders>
             <w:vAlign w:val="center"/>
           </w:tcPr>
@@ -1099,10 +1369,10 @@
             <w:tcW w:w="7799" w:type="dxa"/>
             <w:gridSpan w:val="4"/>
             <w:tcBorders>
-              <w:top w:val="single" w:color="auto" w:sz="4" w:space="0"/>
-              <w:left w:val="single" w:color="auto" w:sz="4" w:space="0"/>
-              <w:bottom w:val="single" w:color="auto" w:sz="4" w:space="0"/>
-              <w:right w:val="single" w:color="auto" w:sz="12" w:space="0"/>
+              <w:top w:val="single" w:sz="4" w:space="0" w:color="auto"/>
+              <w:left w:val="single" w:sz="4" w:space="0" w:color="auto"/>
+              <w:bottom w:val="single" w:sz="4" w:space="0" w:color="auto"/>
+              <w:right w:val="single" w:sz="12" w:space="0" w:color="auto"/>
             </w:tcBorders>
             <w:vAlign w:val="center"/>
           </w:tcPr>
@@ -1161,10 +1431,10 @@
           <w:tcPr>
             <w:tcW w:w="723" w:type="dxa"/>
             <w:tcBorders>
-              <w:top w:val="single" w:color="auto" w:sz="4" w:space="0"/>
-              <w:left w:val="single" w:color="auto" w:sz="12" w:space="0"/>
-              <w:bottom w:val="single" w:color="auto" w:sz="4" w:space="0"/>
-              <w:right w:val="single" w:color="auto" w:sz="4" w:space="0"/>
+              <w:top w:val="single" w:sz="4" w:space="0" w:color="auto"/>
+              <w:left w:val="single" w:sz="12" w:space="0" w:color="auto"/>
+              <w:bottom w:val="single" w:sz="4" w:space="0" w:color="auto"/>
+              <w:right w:val="single" w:sz="4" w:space="0" w:color="auto"/>
             </w:tcBorders>
             <w:vAlign w:val="center"/>
           </w:tcPr>
@@ -1194,10 +1464,10 @@
             <w:tcW w:w="7799" w:type="dxa"/>
             <w:gridSpan w:val="4"/>
             <w:tcBorders>
-              <w:top w:val="single" w:color="auto" w:sz="4" w:space="0"/>
-              <w:left w:val="single" w:color="auto" w:sz="4" w:space="0"/>
-              <w:bottom w:val="single" w:color="auto" w:sz="4" w:space="0"/>
-              <w:right w:val="single" w:color="auto" w:sz="12" w:space="0"/>
+              <w:top w:val="single" w:sz="4" w:space="0" w:color="auto"/>
+              <w:left w:val="single" w:sz="4" w:space="0" w:color="auto"/>
+              <w:bottom w:val="single" w:sz="4" w:space="0" w:color="auto"/>
+              <w:right w:val="single" w:sz="12" w:space="0" w:color="auto"/>
             </w:tcBorders>
             <w:vAlign w:val="center"/>
           </w:tcPr>
@@ -1214,7 +1484,7 @@
                 <w:sz w:val="21"/>
                 <w:szCs w:val="21"/>
               </w:rPr>
-              <w:t xml:space="preserve">{designer}</w:t>
+              <w:t>{designer}</w:t>
             </w:r>
           </w:p>
         </w:tc>
@@ -1223,9 +1493,8 @@
     <w:p/>
     <w:p/>
     <w:p>
-      <w:pPr/>
-      <w:r>
-        <w:t xml:space="preserve">{/cases}</w:t>
+      <w:r>
+        <w:t>{/cases}</w:t>
       </w:r>
     </w:p>
     <w:p>
@@ -1241,156 +1510,213 @@
         <w:pStyle w:val="2"/>
       </w:pPr>
       <w:r>
-        <w:t>{configName}需求追踪表</w:t>
+        <w:t>{configName}</w:t>
+      </w:r>
+      <w:r>
+        <w:t>需求追踪表</w:t>
       </w:r>
     </w:p>
     <w:p>
       <w:r>
-        <w:t xml:space="preserve">表2 {configName}需求追踪表</w:t>
+        <w:t>表</w:t>
+      </w:r>
+      <w:r>
+        <w:t>2 {configName}</w:t>
+      </w:r>
+      <w:r>
+        <w:t>需求追踪表</w:t>
       </w:r>
     </w:p>
     <w:tbl>
       <w:tblPr>
+        <w:tblW w:w="0" w:type="auto"/>
         <w:tblBorders>
-          <w:top w:val="single" w:sz="4"/>
-          <w:left w:val="single" w:sz="4"/>
-          <w:bottom w:val="single" w:sz="4"/>
-          <w:right w:val="single" w:sz="4"/>
-          <w:insideH w:val="single" w:sz="4"/>
-          <w:insideV w:val="single" w:sz="4"/>
+          <w:top w:val="single" w:sz="4" w:space="0" w:color="auto"/>
+          <w:left w:val="single" w:sz="4" w:space="0" w:color="auto"/>
+          <w:bottom w:val="single" w:sz="4" w:space="0" w:color="auto"/>
+          <w:right w:val="single" w:sz="4" w:space="0" w:color="auto"/>
+          <w:insideH w:val="single" w:sz="4" w:space="0" w:color="auto"/>
+          <w:insideV w:val="single" w:sz="4" w:space="0" w:color="auto"/>
         </w:tblBorders>
+        <w:tblLayout w:type="fixed"/>
+        <w:tblLook w:val="04A0" w:firstRow="1" w:lastRow="0" w:firstColumn="1" w:lastColumn="0" w:noHBand="0" w:noVBand="1"/>
       </w:tblPr>
+      <w:tblGrid>
+        <w:gridCol w:w="650"/>
+        <w:gridCol w:w="950"/>
+        <w:gridCol w:w="900"/>
+        <w:gridCol w:w="1400"/>
+        <w:gridCol w:w="900"/>
+        <w:gridCol w:w="950"/>
+        <w:gridCol w:w="950"/>
+        <w:gridCol w:w="2350"/>
+      </w:tblGrid>
       <w:tr>
         <w:tc>
-          <w:p>
-            <w:r>
-              <w:t xml:space="preserve">序号</w:t>
-            </w:r>
-          </w:p>
-        </w:tc>
-        <w:tc>
-          <w:p>
-            <w:r>
-              <w:t xml:space="preserve">需求规格说明章节号</w:t>
-            </w:r>
-          </w:p>
-        </w:tc>
-        <w:tc>
-          <w:p>
-            <w:r>
-              <w:t xml:space="preserve">需求规格说明描述</w:t>
-            </w:r>
-          </w:p>
-        </w:tc>
-        <w:tc>
-          <w:p>
-            <w:r>
-              <w:t xml:space="preserve">大纲章节号</w:t>
-            </w:r>
-          </w:p>
-        </w:tc>
-        <w:tc>
-          <w:p>
-            <w:r>
-              <w:t xml:space="preserve">测试项名称</w:t>
-            </w:r>
-          </w:p>
-        </w:tc>
-        <w:tc>
-          <w:p>
-            <w:r>
-              <w:t xml:space="preserve">测试项标识</w:t>
-            </w:r>
-          </w:p>
-        </w:tc>
-        <w:tc>
-          <w:p>
-            <w:r>
-              <w:t xml:space="preserve">测试用例名称</w:t>
-            </w:r>
-          </w:p>
-        </w:tc>
-        <w:tc>
-          <w:p>
-            <w:r>
-              <w:t xml:space="preserve">测试用例标识</w:t>
+          <w:tcPr>
+            <w:tcW w:w="650" w:type="dxa"/>
+          </w:tcPr>
+          <w:p>
+            <w:r>
+              <w:t>序号</w:t>
+            </w:r>
+          </w:p>
+        </w:tc>
+        <w:tc>
+          <w:tcPr>
+            <w:tcW w:w="950" w:type="dxa"/>
+          </w:tcPr>
+          <w:p>
+            <w:r>
+              <w:t>需求规格说明章节号</w:t>
+            </w:r>
+          </w:p>
+        </w:tc>
+        <w:tc>
+          <w:tcPr>
+            <w:tcW w:w="900" w:type="dxa"/>
+          </w:tcPr>
+          <w:p>
+            <w:r>
+              <w:t>需求规格说明描述</w:t>
+            </w:r>
+          </w:p>
+        </w:tc>
+        <w:tc>
+          <w:tcPr>
+            <w:tcW w:w="1400" w:type="dxa"/>
+          </w:tcPr>
+          <w:p>
+            <w:r>
+              <w:t>大纲章节号</w:t>
+            </w:r>
+          </w:p>
+        </w:tc>
+        <w:tc>
+          <w:tcPr>
+            <w:tcW w:w="900" w:type="dxa"/>
+          </w:tcPr>
+          <w:p>
+            <w:r>
+              <w:t>测试项名称</w:t>
+            </w:r>
+          </w:p>
+        </w:tc>
+        <w:tc>
+          <w:tcPr>
+            <w:tcW w:w="950" w:type="dxa"/>
+          </w:tcPr>
+          <w:p>
+            <w:r>
+              <w:t>测试项标识</w:t>
+            </w:r>
+          </w:p>
+        </w:tc>
+        <w:tc>
+          <w:tcPr>
+            <w:tcW w:w="950" w:type="dxa"/>
+          </w:tcPr>
+          <w:p>
+            <w:r>
+              <w:t>测试用例名称</w:t>
+            </w:r>
+          </w:p>
+        </w:tc>
+        <w:tc>
+          <w:tcPr>
+            <w:tcW w:w="2350" w:type="dxa"/>
+          </w:tcPr>
+          <w:p>
+            <w:r>
+              <w:t>测试用例标识</w:t>
             </w:r>
           </w:p>
         </w:tc>
       </w:tr>
       <w:tr>
         <w:tc>
-          <w:p>
-            <w:r>
-              <w:t xml:space="preserve">{#traceRows}</w:t>
-            </w:r>
-          </w:p>
-        </w:tc>
-        <w:tc>
-          <w:p>
-            <w:r>
-              <w:t xml:space="preserve">{no}</w:t>
-            </w:r>
-          </w:p>
-        </w:tc>
-        <w:tc>
-          <w:p>
-            <w:r>
-              <w:t xml:space="preserve">{srsChapter}</w:t>
-            </w:r>
-          </w:p>
-        </w:tc>
-        <w:tc>
-          <w:p>
-            <w:r>
-              <w:t xml:space="preserve">{srsDesc}</w:t>
-            </w:r>
-          </w:p>
-        </w:tc>
-        <w:tc>
-          <w:p>
-            <w:r>
-              <w:t xml:space="preserve">{outlineChapter}</w:t>
-            </w:r>
-          </w:p>
-        </w:tc>
-        <w:tc>
-          <w:p>
-            <w:r>
-              <w:t xml:space="preserve">{itemName}</w:t>
-            </w:r>
-          </w:p>
-        </w:tc>
-        <w:tc>
-          <w:p>
-            <w:r>
-              <w:t xml:space="preserve">{itemItemId}</w:t>
-            </w:r>
-          </w:p>
-        </w:tc>
-        <w:tc>
-          <w:p>
-            <w:r>
-              <w:t xml:space="preserve">{caseName}</w:t>
-            </w:r>
-          </w:p>
-        </w:tc>
-        <w:tc>
-          <w:p>
-            <w:r>
-              <w:t xml:space="preserve">{caseId}</w:t>
-            </w:r>
-          </w:p>
-        </w:tc>
-        <w:tc>
-          <w:p>
-            <w:r>
-              <w:t xml:space="preserve">{/}</w:t>
+          <w:tcPr>
+            <w:tcW w:w="650" w:type="dxa"/>
+          </w:tcPr>
+          <w:p>
+            <w:r>
+              <w:t>{#traceRows}{no}</w:t>
+            </w:r>
+          </w:p>
+        </w:tc>
+        <w:tc>
+          <w:tcPr>
+            <w:tcW w:w="950" w:type="dxa"/>
+          </w:tcPr>
+          <w:p>
+            <w:r>
+              <w:t>{srsChapter}</w:t>
+            </w:r>
+          </w:p>
+        </w:tc>
+        <w:tc>
+          <w:tcPr>
+            <w:tcW w:w="900" w:type="dxa"/>
+          </w:tcPr>
+          <w:p>
+            <w:r>
+              <w:t>{srsDesc}</w:t>
+            </w:r>
+          </w:p>
+        </w:tc>
+        <w:tc>
+          <w:tcPr>
+            <w:tcW w:w="1400" w:type="dxa"/>
+          </w:tcPr>
+          <w:p>
+            <w:r>
+              <w:t>{outlineChapter}</w:t>
+            </w:r>
+          </w:p>
+        </w:tc>
+        <w:tc>
+          <w:tcPr>
+            <w:tcW w:w="900" w:type="dxa"/>
+          </w:tcPr>
+          <w:p>
+            <w:r>
+              <w:t>{itemName}</w:t>
+            </w:r>
+          </w:p>
+        </w:tc>
+        <w:tc>
+          <w:tcPr>
+            <w:tcW w:w="950" w:type="dxa"/>
+          </w:tcPr>
+          <w:p>
+            <w:r>
+              <w:t>{itemItemId}</w:t>
+            </w:r>
+          </w:p>
+        </w:tc>
+        <w:tc>
+          <w:tcPr>
+            <w:tcW w:w="950" w:type="dxa"/>
+          </w:tcPr>
+          <w:p>
+            <w:r>
+              <w:t>{caseName}</w:t>
+            </w:r>
+          </w:p>
+        </w:tc>
+        <w:tc>
+          <w:tcPr>
+            <w:tcW w:w="2350" w:type="dxa"/>
+          </w:tcPr>
+          <w:p>
+            <w:r>
+              <w:t>{caseId}{/}</w:t>
             </w:r>
           </w:p>
         </w:tc>
       </w:tr>
     </w:tbl>
+    <w:p/>
     <w:sectPr>
       <w:pgSz w:w="11906" w:h="16838"/>
       <w:pgMar w:top="1440" w:right="1800" w:bottom="1440" w:left="1800" w:header="851" w:footer="992" w:gutter="0"/>
@@ -1402,7 +1728,7 @@
 </file>
 
 <file path=word/endnotes.xml><?xml version="1.0" encoding="utf-8"?>
-<w:endnotes xmlns:wpc="http://schemas.microsoft.com/office/word/2010/wordprocessingCanvas" xmlns:cx="http://schemas.microsoft.com/office/drawing/2014/chartex" xmlns:cx1="http://schemas.microsoft.com/office/drawing/2015/9/8/chartex" xmlns:cx2="http://schemas.microsoft.com/office/drawing/2015/10/21/chartex" xmlns:cx3="http://schemas.microsoft.com/office/drawing/2016/5/9/chartex" xmlns:cx4="http://schemas.microsoft.com/office/drawing/2016/5/10/chartex" xmlns:cx5="http://schemas.microsoft.com/office/drawing/2016/5/11/chartex" xmlns:cx6="http://schemas.microsoft.com/office/drawing/2016/5/12/chartex" xmlns:cx7="http://schemas.microsoft.com/office/drawing/2016/5/13/chartex" xmlns:cx8="http://schemas.microsoft.com/office/drawing/2016/5/14/chartex" xmlns:mc="http://schemas.openxmlformats.org/markup-compatibility/2006" xmlns:aink="http://schemas.microsoft.com/office/drawing/2016/ink" xmlns:am3d="http://schemas.microsoft.com/office/drawing/2017/model3d" xmlns:o="urn:schemas-microsoft-com:office:office" xmlns:oel="http://schemas.microsoft.com/office/2019/extlst" xmlns:r="http://schemas.openxmlformats.org/officeDocument/2006/relationships" xmlns:m="http://schemas.openxmlformats.org/officeDocument/2006/math" xmlns:v="urn:schemas-microsoft-com:vml" xmlns:wp14="http://schemas.microsoft.com/office/word/2010/wordprocessingDrawing" xmlns:wp="http://schemas.openxmlformats.org/drawingml/2006/wordprocessingDrawing" xmlns:w10="urn:schemas-microsoft-com:office:word" xmlns:w="http://schemas.openxmlformats.org/wordprocessingml/2006/main" xmlns:w14="http://schemas.microsoft.com/office/word/2010/wordml" xmlns:w15="http://schemas.microsoft.com/office/word/2012/wordml" xmlns:w16cex="http://schemas.microsoft.com/office/word/2018/wordml/cex" xmlns:w16cid="http://schemas.microsoft.com/office/word/2016/wordml/cid" xmlns:w16="http://schemas.microsoft.com/office/word/2018/wordml" xmlns:w16sdtdh="http://schemas.microsoft.com/office/word/2020/wordml/sdtdatahash" xmlns:w16se="http://schemas.microsoft.com/office/word/2015/wordml/symex" xmlns:wpg="http://schemas.microsoft.com/office/word/2010/wordprocessingGroup" xmlns:wpi="http://schemas.microsoft.com/office/word/2010/wordprocessingInk" xmlns:wne="http://schemas.microsoft.com/office/word/2006/wordml" xmlns:wps="http://schemas.microsoft.com/office/word/2010/wordprocessingShape" mc:Ignorable="w14 w15 w16se w16cid w16 w16cex w16sdtdh wp14">
+<w:endnotes xmlns:wpc="http://schemas.microsoft.com/office/word/2010/wordprocessingCanvas" xmlns:cx="http://schemas.microsoft.com/office/drawing/2014/chartex" xmlns:cx1="http://schemas.microsoft.com/office/drawing/2015/9/8/chartex" xmlns:cx2="http://schemas.microsoft.com/office/drawing/2015/10/21/chartex" xmlns:cx3="http://schemas.microsoft.com/office/drawing/2016/5/9/chartex" xmlns:cx4="http://schemas.microsoft.com/office/drawing/2016/5/10/chartex" xmlns:cx5="http://schemas.microsoft.com/office/drawing/2016/5/11/chartex" xmlns:cx6="http://schemas.microsoft.com/office/drawing/2016/5/12/chartex" xmlns:cx7="http://schemas.microsoft.com/office/drawing/2016/5/13/chartex" xmlns:cx8="http://schemas.microsoft.com/office/drawing/2016/5/14/chartex" xmlns:mc="http://schemas.openxmlformats.org/markup-compatibility/2006" xmlns:aink="http://schemas.microsoft.com/office/drawing/2016/ink" xmlns:am3d="http://schemas.microsoft.com/office/drawing/2017/model3d" xmlns:o="urn:schemas-microsoft-com:office:office" xmlns:oel="http://schemas.microsoft.com/office/2019/extlst" xmlns:r="http://schemas.openxmlformats.org/officeDocument/2006/relationships" xmlns:m="http://schemas.openxmlformats.org/officeDocument/2006/math" xmlns:v="urn:schemas-microsoft-com:vml" xmlns:wp14="http://schemas.microsoft.com/office/word/2010/wordprocessingDrawing" xmlns:wp="http://schemas.openxmlformats.org/drawingml/2006/wordprocessingDrawing" xmlns:w10="urn:schemas-microsoft-com:office:word" xmlns:w="http://schemas.openxmlformats.org/wordprocessingml/2006/main" xmlns:w14="http://schemas.microsoft.com/office/word/2010/wordml" xmlns:w15="http://schemas.microsoft.com/office/word/2012/wordml" xmlns:w16cex="http://schemas.microsoft.com/office/word/2018/wordml/cex" xmlns:w16cid="http://schemas.microsoft.com/office/word/2016/wordml/cid" xmlns:w16="http://schemas.microsoft.com/office/word/2018/wordml" xmlns:w16du="http://schemas.microsoft.com/office/word/2023/wordml/word16du" xmlns:w16sdtdh="http://schemas.microsoft.com/office/word/2020/wordml/sdtdatahash" xmlns:w16sdtfl="http://schemas.microsoft.com/office/word/2024/wordml/sdtformatlock" xmlns:w16se="http://schemas.microsoft.com/office/word/2015/wordml/symex" xmlns:wpg="http://schemas.microsoft.com/office/word/2010/wordprocessingGroup" xmlns:wpi="http://schemas.microsoft.com/office/word/2010/wordprocessingInk" xmlns:wne="http://schemas.microsoft.com/office/word/2006/wordml" xmlns:wps="http://schemas.microsoft.com/office/word/2010/wordprocessingShape" mc:Ignorable="w14 w15 w16se w16cid w16 w16cex w16sdtdh w16sdtfl w16du wp14">
   <w:endnote w:type="separator" w:id="-1">
     <w:p>
       <w:r>
@@ -1421,7 +1747,7 @@
 </file>
 
 <file path=word/footnotes.xml><?xml version="1.0" encoding="utf-8"?>
-<w:footnotes xmlns:wpc="http://schemas.microsoft.com/office/word/2010/wordprocessingCanvas" xmlns:cx="http://schemas.microsoft.com/office/drawing/2014/chartex" xmlns:cx1="http://schemas.microsoft.com/office/drawing/2015/9/8/chartex" xmlns:cx2="http://schemas.microsoft.com/office/drawing/2015/10/21/chartex" xmlns:cx3="http://schemas.microsoft.com/office/drawing/2016/5/9/chartex" xmlns:cx4="http://schemas.microsoft.com/office/drawing/2016/5/10/chartex" xmlns:cx5="http://schemas.microsoft.com/office/drawing/2016/5/11/chartex" xmlns:cx6="http://schemas.microsoft.com/office/drawing/2016/5/12/chartex" xmlns:cx7="http://schemas.microsoft.com/office/drawing/2016/5/13/chartex" xmlns:cx8="http://schemas.microsoft.com/office/drawing/2016/5/14/chartex" xmlns:mc="http://schemas.openxmlformats.org/markup-compatibility/2006" xmlns:aink="http://schemas.microsoft.com/office/drawing/2016/ink" xmlns:am3d="http://schemas.microsoft.com/office/drawing/2017/model3d" xmlns:o="urn:schemas-microsoft-com:office:office" xmlns:oel="http://schemas.microsoft.com/office/2019/extlst" xmlns:r="http://schemas.openxmlformats.org/officeDocument/2006/relationships" xmlns:m="http://schemas.openxmlformats.org/officeDocument/2006/math" xmlns:v="urn:schemas-microsoft-com:vml" xmlns:wp14="http://schemas.microsoft.com/office/word/2010/wordprocessingDrawing" xmlns:wp="http://schemas.openxmlformats.org/drawingml/2006/wordprocessingDrawing" xmlns:w10="urn:schemas-microsoft-com:office:word" xmlns:w="http://schemas.openxmlformats.org/wordprocessingml/2006/main" xmlns:w14="http://schemas.microsoft.com/office/word/2010/wordml" xmlns:w15="http://schemas.microsoft.com/office/word/2012/wordml" xmlns:w16cex="http://schemas.microsoft.com/office/word/2018/wordml/cex" xmlns:w16cid="http://schemas.microsoft.com/office/word/2016/wordml/cid" xmlns:w16="http://schemas.microsoft.com/office/word/2018/wordml" xmlns:w16sdtdh="http://schemas.microsoft.com/office/word/2020/wordml/sdtdatahash" xmlns:w16se="http://schemas.microsoft.com/office/word/2015/wordml/symex" xmlns:wpg="http://schemas.microsoft.com/office/word/2010/wordprocessingGroup" xmlns:wpi="http://schemas.microsoft.com/office/word/2010/wordprocessingInk" xmlns:wne="http://schemas.microsoft.com/office/word/2006/wordml" xmlns:wps="http://schemas.microsoft.com/office/word/2010/wordprocessingShape" mc:Ignorable="w14 w15 w16se w16cid w16 w16cex w16sdtdh wp14">
+<w:footnotes xmlns:wpc="http://schemas.microsoft.com/office/word/2010/wordprocessingCanvas" xmlns:cx="http://schemas.microsoft.com/office/drawing/2014/chartex" xmlns:cx1="http://schemas.microsoft.com/office/drawing/2015/9/8/chartex" xmlns:cx2="http://schemas.microsoft.com/office/drawing/2015/10/21/chartex" xmlns:cx3="http://schemas.microsoft.com/office/drawing/2016/5/9/chartex" xmlns:cx4="http://schemas.microsoft.com/office/drawing/2016/5/10/chartex" xmlns:cx5="http://schemas.microsoft.com/office/drawing/2016/5/11/chartex" xmlns:cx6="http://schemas.microsoft.com/office/drawing/2016/5/12/chartex" xmlns:cx7="http://schemas.microsoft.com/office/drawing/2016/5/13/chartex" xmlns:cx8="http://schemas.microsoft.com/office/drawing/2016/5/14/chartex" xmlns:mc="http://schemas.openxmlformats.org/markup-compatibility/2006" xmlns:aink="http://schemas.microsoft.com/office/drawing/2016/ink" xmlns:am3d="http://schemas.microsoft.com/office/drawing/2017/model3d" xmlns:o="urn:schemas-microsoft-com:office:office" xmlns:oel="http://schemas.microsoft.com/office/2019/extlst" xmlns:r="http://schemas.openxmlformats.org/officeDocument/2006/relationships" xmlns:m="http://schemas.openxmlformats.org/officeDocument/2006/math" xmlns:v="urn:schemas-microsoft-com:vml" xmlns:wp14="http://schemas.microsoft.com/office/word/2010/wordprocessingDrawing" xmlns:wp="http://schemas.openxmlformats.org/drawingml/2006/wordprocessingDrawing" xmlns:w10="urn:schemas-microsoft-com:office:word" xmlns:w="http://schemas.openxmlformats.org/wordprocessingml/2006/main" xmlns:w14="http://schemas.microsoft.com/office/word/2010/wordml" xmlns:w15="http://schemas.microsoft.com/office/word/2012/wordml" xmlns:w16cex="http://schemas.microsoft.com/office/word/2018/wordml/cex" xmlns:w16cid="http://schemas.microsoft.com/office/word/2016/wordml/cid" xmlns:w16="http://schemas.microsoft.com/office/word/2018/wordml" xmlns:w16du="http://schemas.microsoft.com/office/word/2023/wordml/word16du" xmlns:w16sdtdh="http://schemas.microsoft.com/office/word/2020/wordml/sdtdatahash" xmlns:w16sdtfl="http://schemas.microsoft.com/office/word/2024/wordml/sdtformatlock" xmlns:w16se="http://schemas.microsoft.com/office/word/2015/wordml/symex" xmlns:wpg="http://schemas.microsoft.com/office/word/2010/wordprocessingGroup" xmlns:wpi="http://schemas.microsoft.com/office/word/2010/wordprocessingInk" xmlns:wne="http://schemas.microsoft.com/office/word/2006/wordml" xmlns:wps="http://schemas.microsoft.com/office/word/2010/wordprocessingShape" mc:Ignorable="w14 w15 w16se w16cid w16 w16cex w16sdtdh w16sdtfl w16du wp14">
   <w:footnote w:type="separator" w:id="-1">
     <w:p>
       <w:r>
@@ -1440,7 +1766,7 @@
 </file>
 
 <file path=word/numbering.xml><?xml version="1.0" encoding="utf-8"?>
-<w:numbering xmlns:wpc="http://schemas.microsoft.com/office/word/2010/wordprocessingCanvas" xmlns:cx="http://schemas.microsoft.com/office/drawing/2014/chartex" xmlns:cx1="http://schemas.microsoft.com/office/drawing/2015/9/8/chartex" xmlns:cx2="http://schemas.microsoft.com/office/drawing/2015/10/21/chartex" xmlns:cx3="http://schemas.microsoft.com/office/drawing/2016/5/9/chartex" xmlns:cx4="http://schemas.microsoft.com/office/drawing/2016/5/10/chartex" xmlns:cx5="http://schemas.microsoft.com/office/drawing/2016/5/11/chartex" xmlns:cx6="http://schemas.microsoft.com/office/drawing/2016/5/12/chartex" xmlns:cx7="http://schemas.microsoft.com/office/drawing/2016/5/13/chartex" xmlns:cx8="http://schemas.microsoft.com/office/drawing/2016/5/14/chartex" xmlns:mc="http://schemas.openxmlformats.org/markup-compatibility/2006" xmlns:aink="http://schemas.microsoft.com/office/drawing/2016/ink" xmlns:am3d="http://schemas.microsoft.com/office/drawing/2017/model3d" xmlns:o="urn:schemas-microsoft-com:office:office" xmlns:oel="http://schemas.microsoft.com/office/2019/extlst" xmlns:r="http://schemas.openxmlformats.org/officeDocument/2006/relationships" xmlns:m="http://schemas.openxmlformats.org/officeDocument/2006/math" xmlns:v="urn:schemas-microsoft-com:vml" xmlns:wp14="http://schemas.microsoft.com/office/word/2010/wordprocessingDrawing" xmlns:wp="http://schemas.openxmlformats.org/drawingml/2006/wordprocessingDrawing" xmlns:w10="urn:schemas-microsoft-com:office:word" xmlns:w="http://schemas.openxmlformats.org/wordprocessingml/2006/main" xmlns:w14="http://schemas.microsoft.com/office/word/2010/wordml" xmlns:w15="http://schemas.microsoft.com/office/word/2012/wordml" xmlns:w16cex="http://schemas.microsoft.com/office/word/2018/wordml/cex" xmlns:w16cid="http://schemas.microsoft.com/office/word/2016/wordml/cid" xmlns:w16="http://schemas.microsoft.com/office/word/2018/wordml" xmlns:w16sdtdh="http://schemas.microsoft.com/office/word/2020/wordml/sdtdatahash" xmlns:w16se="http://schemas.microsoft.com/office/word/2015/wordml/symex" xmlns:wpg="http://schemas.microsoft.com/office/word/2010/wordprocessingGroup" xmlns:wpi="http://schemas.microsoft.com/office/word/2010/wordprocessingInk" xmlns:wne="http://schemas.microsoft.com/office/word/2006/wordml" xmlns:wps="http://schemas.microsoft.com/office/word/2010/wordprocessingShape" mc:Ignorable="w14 w15 w16se w16cid w16 w16cex w16sdtdh wp14">
+<w:numbering xmlns:wpc="http://schemas.microsoft.com/office/word/2010/wordprocessingCanvas" xmlns:cx="http://schemas.microsoft.com/office/drawing/2014/chartex" xmlns:cx1="http://schemas.microsoft.com/office/drawing/2015/9/8/chartex" xmlns:cx2="http://schemas.microsoft.com/office/drawing/2015/10/21/chartex" xmlns:cx3="http://schemas.microsoft.com/office/drawing/2016/5/9/chartex" xmlns:cx4="http://schemas.microsoft.com/office/drawing/2016/5/10/chartex" xmlns:cx5="http://schemas.microsoft.com/office/drawing/2016/5/11/chartex" xmlns:cx6="http://schemas.microsoft.com/office/drawing/2016/5/12/chartex" xmlns:cx7="http://schemas.microsoft.com/office/drawing/2016/5/13/chartex" xmlns:cx8="http://schemas.microsoft.com/office/drawing/2016/5/14/chartex" xmlns:mc="http://schemas.openxmlformats.org/markup-compatibility/2006" xmlns:aink="http://schemas.microsoft.com/office/drawing/2016/ink" xmlns:am3d="http://schemas.microsoft.com/office/drawing/2017/model3d" xmlns:o="urn:schemas-microsoft-com:office:office" xmlns:oel="http://schemas.microsoft.com/office/2019/extlst" xmlns:r="http://schemas.openxmlformats.org/officeDocument/2006/relationships" xmlns:m="http://schemas.openxmlformats.org/officeDocument/2006/math" xmlns:v="urn:schemas-microsoft-com:vml" xmlns:wp14="http://schemas.microsoft.com/office/word/2010/wordprocessingDrawing" xmlns:wp="http://schemas.openxmlformats.org/drawingml/2006/wordprocessingDrawing" xmlns:w10="urn:schemas-microsoft-com:office:word" xmlns:w="http://schemas.openxmlformats.org/wordprocessingml/2006/main" xmlns:w14="http://schemas.microsoft.com/office/word/2010/wordml" xmlns:w15="http://schemas.microsoft.com/office/word/2012/wordml" xmlns:w16cex="http://schemas.microsoft.com/office/word/2018/wordml/cex" xmlns:w16cid="http://schemas.microsoft.com/office/word/2016/wordml/cid" xmlns:w16="http://schemas.microsoft.com/office/word/2018/wordml" xmlns:w16du="http://schemas.microsoft.com/office/word/2023/wordml/word16du" xmlns:w16sdtdh="http://schemas.microsoft.com/office/word/2020/wordml/sdtdatahash" xmlns:w16sdtfl="http://schemas.microsoft.com/office/word/2024/wordml/sdtformatlock" xmlns:w16se="http://schemas.microsoft.com/office/word/2015/wordml/symex" xmlns:wpg="http://schemas.microsoft.com/office/word/2010/wordprocessingGroup" xmlns:wpi="http://schemas.microsoft.com/office/word/2010/wordprocessingInk" xmlns:wne="http://schemas.microsoft.com/office/word/2006/wordml" xmlns:wps="http://schemas.microsoft.com/office/word/2010/wordprocessingShape" mc:Ignorable="w14 w15 w16se w16cid w16 w16cex w16sdtdh w16sdtfl w16du wp14">
   <w:abstractNum w:abstractNumId="0" w15:restartNumberingAfterBreak="0">
     <w:nsid w:val="00000014"/>
     <w:multiLevelType w:val="multilevel"/>
@@ -1458,7 +1784,7 @@
         <w:ind w:left="432" w:hanging="432"/>
       </w:pPr>
       <w:rPr>
-        <w:rFonts w:hint="default" w:ascii="Times New Roman" w:hAnsi="Times New Roman" w:cs="Times New Roman"/>
+        <w:rFonts w:ascii="Times New Roman" w:hAnsi="Times New Roman" w:cs="Times New Roman" w:hint="default"/>
         <w:b/>
       </w:rPr>
     </w:lvl>
@@ -1475,7 +1801,7 @@
         <w:ind w:left="921" w:hanging="921"/>
       </w:pPr>
       <w:rPr>
-        <w:rFonts w:hint="default" w:ascii="Times New Roman" w:hAnsi="Times New Roman" w:cs="Times New Roman"/>
+        <w:rFonts w:ascii="Times New Roman" w:hAnsi="Times New Roman" w:cs="Times New Roman" w:hint="default"/>
         <w:b/>
         <w:sz w:val="28"/>
         <w:szCs w:val="28"/>
@@ -1599,6 +1925,97 @@
     </w:lvl>
   </w:abstractNum>
   <w:abstractNum w:abstractNumId="1" w15:restartNumberingAfterBreak="0">
+    <w:nsid w:val="1C1C1593"/>
+    <w:multiLevelType w:val="multilevel"/>
+    <w:tmpl w:val="1C1C1593"/>
+    <w:lvl w:ilvl="0">
+      <w:start w:val="1"/>
+      <w:numFmt w:val="decimal"/>
+      <w:suff w:val="nothing"/>
+      <w:lvlText w:val="%1"/>
+      <w:lvlJc w:val="left"/>
+      <w:pPr>
+        <w:ind w:left="420" w:hanging="420"/>
+      </w:pPr>
+      <w:rPr>
+        <w:rFonts w:eastAsia="黑体" w:hint="eastAsia"/>
+        <w:sz w:val="21"/>
+      </w:rPr>
+    </w:lvl>
+    <w:lvl w:ilvl="1">
+      <w:start w:val="1"/>
+      <w:numFmt w:val="lowerLetter"/>
+      <w:lvlText w:val="%2)"/>
+      <w:lvlJc w:val="left"/>
+      <w:pPr>
+        <w:ind w:left="840" w:hanging="420"/>
+      </w:pPr>
+    </w:lvl>
+    <w:lvl w:ilvl="2">
+      <w:start w:val="1"/>
+      <w:numFmt w:val="lowerRoman"/>
+      <w:lvlText w:val="%3."/>
+      <w:lvlJc w:val="right"/>
+      <w:pPr>
+        <w:ind w:left="1260" w:hanging="420"/>
+      </w:pPr>
+    </w:lvl>
+    <w:lvl w:ilvl="3">
+      <w:start w:val="1"/>
+      <w:numFmt w:val="decimal"/>
+      <w:lvlText w:val="%4."/>
+      <w:lvlJc w:val="left"/>
+      <w:pPr>
+        <w:ind w:left="1680" w:hanging="420"/>
+      </w:pPr>
+    </w:lvl>
+    <w:lvl w:ilvl="4">
+      <w:start w:val="1"/>
+      <w:numFmt w:val="lowerLetter"/>
+      <w:lvlText w:val="%5)"/>
+      <w:lvlJc w:val="left"/>
+      <w:pPr>
+        <w:ind w:left="2100" w:hanging="420"/>
+      </w:pPr>
+    </w:lvl>
+    <w:lvl w:ilvl="5">
+      <w:start w:val="1"/>
+      <w:numFmt w:val="lowerRoman"/>
+      <w:lvlText w:val="%6."/>
+      <w:lvlJc w:val="right"/>
+      <w:pPr>
+        <w:ind w:left="2520" w:hanging="420"/>
+      </w:pPr>
+    </w:lvl>
+    <w:lvl w:ilvl="6">
+      <w:start w:val="1"/>
+      <w:numFmt w:val="decimal"/>
+      <w:lvlText w:val="%7."/>
+      <w:lvlJc w:val="left"/>
+      <w:pPr>
+        <w:ind w:left="2940" w:hanging="420"/>
+      </w:pPr>
+    </w:lvl>
+    <w:lvl w:ilvl="7">
+      <w:start w:val="1"/>
+      <w:numFmt w:val="lowerLetter"/>
+      <w:lvlText w:val="%8)"/>
+      <w:lvlJc w:val="left"/>
+      <w:pPr>
+        <w:ind w:left="3360" w:hanging="420"/>
+      </w:pPr>
+    </w:lvl>
+    <w:lvl w:ilvl="8">
+      <w:start w:val="1"/>
+      <w:numFmt w:val="lowerRoman"/>
+      <w:lvlText w:val="%9."/>
+      <w:lvlJc w:val="right"/>
+      <w:pPr>
+        <w:ind w:left="3780" w:hanging="420"/>
+      </w:pPr>
+    </w:lvl>
+  </w:abstractNum>
+  <w:abstractNum w:abstractNumId="2" w15:restartNumberingAfterBreak="0">
     <w:nsid w:val="309868DC"/>
     <w:multiLevelType w:val="hybridMultilevel"/>
     <w:tmpl w:val="437AEC06"/>
@@ -1690,7 +2107,7 @@
       </w:pPr>
     </w:lvl>
   </w:abstractNum>
-  <w:abstractNum w:abstractNumId="2" w15:restartNumberingAfterBreak="0">
+  <w:abstractNum w:abstractNumId="3" w15:restartNumberingAfterBreak="0">
     <w:nsid w:val="55F60B2D"/>
     <w:multiLevelType w:val="hybridMultilevel"/>
     <w:tmpl w:val="B65C580C"/>
@@ -1782,7 +2199,7 @@
       </w:pPr>
     </w:lvl>
   </w:abstractNum>
-  <w:abstractNum w:abstractNumId="3" w15:restartNumberingAfterBreak="0">
+  <w:abstractNum w:abstractNumId="4" w15:restartNumberingAfterBreak="0">
     <w:nsid w:val="65455DA2"/>
     <w:multiLevelType w:val="hybridMultilevel"/>
     <w:tmpl w:val="67D619C4"/>
@@ -1897,26 +2314,29 @@
     </w:lvl>
   </w:abstractNum>
   <w:num w:numId="1" w16cid:durableId="2117671601">
-    <w:abstractNumId w:val="1"/>
+    <w:abstractNumId w:val="2"/>
   </w:num>
   <w:num w:numId="2" w16cid:durableId="1445661131">
-    <w:abstractNumId w:val="2"/>
+    <w:abstractNumId w:val="3"/>
   </w:num>
   <w:num w:numId="3" w16cid:durableId="1899978036">
     <w:abstractNumId w:val="0"/>
   </w:num>
   <w:num w:numId="4" w16cid:durableId="1282615483">
-    <w:abstractNumId w:val="3"/>
+    <w:abstractNumId w:val="4"/>
+  </w:num>
+  <w:num w:numId="5" w16cid:durableId="581841575">
+    <w:abstractNumId w:val="1"/>
   </w:num>
 </w:numbering>
 </file>
 
 <file path=word/styles.xml><?xml version="1.0" encoding="utf-8"?>
-<w:styles xmlns:mc="http://schemas.openxmlformats.org/markup-compatibility/2006" xmlns:r="http://schemas.openxmlformats.org/officeDocument/2006/relationships" xmlns:w="http://schemas.openxmlformats.org/wordprocessingml/2006/main" xmlns:w14="http://schemas.microsoft.com/office/word/2010/wordml" xmlns:w15="http://schemas.microsoft.com/office/word/2012/wordml" xmlns:w16cex="http://schemas.microsoft.com/office/word/2018/wordml/cex" xmlns:w16cid="http://schemas.microsoft.com/office/word/2016/wordml/cid" xmlns:w16="http://schemas.microsoft.com/office/word/2018/wordml" xmlns:w16sdtdh="http://schemas.microsoft.com/office/word/2020/wordml/sdtdatahash" xmlns:w16se="http://schemas.microsoft.com/office/word/2015/wordml/symex" mc:Ignorable="w14 w15 w16se w16cid w16 w16cex w16sdtdh">
+<w:styles xmlns:mc="http://schemas.openxmlformats.org/markup-compatibility/2006" xmlns:r="http://schemas.openxmlformats.org/officeDocument/2006/relationships" xmlns:w="http://schemas.openxmlformats.org/wordprocessingml/2006/main" xmlns:w14="http://schemas.microsoft.com/office/word/2010/wordml" xmlns:w15="http://schemas.microsoft.com/office/word/2012/wordml" xmlns:w16cex="http://schemas.microsoft.com/office/word/2018/wordml/cex" xmlns:w16cid="http://schemas.microsoft.com/office/word/2016/wordml/cid" xmlns:w16="http://schemas.microsoft.com/office/word/2018/wordml" xmlns:w16du="http://schemas.microsoft.com/office/word/2023/wordml/word16du" xmlns:w16sdtdh="http://schemas.microsoft.com/office/word/2020/wordml/sdtdatahash" xmlns:w16sdtfl="http://schemas.microsoft.com/office/word/2024/wordml/sdtformatlock" xmlns:w16se="http://schemas.microsoft.com/office/word/2015/wordml/symex" mc:Ignorable="w14 w15 w16se w16cid w16 w16cex w16sdtdh w16sdtfl w16du">
   <w:docDefaults>
     <w:rPrDefault>
       <w:rPr>
-        <w:rFonts w:asciiTheme="minorHAnsi" w:hAnsiTheme="minorHAnsi" w:eastAsiaTheme="minorEastAsia" w:cstheme="minorBidi"/>
+        <w:rFonts w:asciiTheme="minorHAnsi" w:eastAsiaTheme="minorEastAsia" w:hAnsiTheme="minorHAnsi" w:cstheme="minorBidi"/>
         <w:kern w:val="2"/>
         <w:sz w:val="21"/>
         <w:szCs w:val="22"/>
@@ -1928,14 +2348,14 @@
   <w:latentStyles w:defLockedState="0" w:defUIPriority="99" w:defSemiHidden="0" w:defUnhideWhenUsed="0" w:defQFormat="0" w:count="376">
     <w:lsdException w:name="Normal" w:uiPriority="0" w:qFormat="1"/>
     <w:lsdException w:name="heading 1" w:uiPriority="0" w:qFormat="1"/>
-    <w:lsdException w:name="heading 2" w:uiPriority="0" w:semiHidden="1" w:unhideWhenUsed="1" w:qFormat="1"/>
-    <w:lsdException w:name="heading 3" w:uiPriority="0" w:semiHidden="1" w:unhideWhenUsed="1" w:qFormat="1"/>
-    <w:lsdException w:name="heading 4" w:uiPriority="0" w:semiHidden="1" w:unhideWhenUsed="1" w:qFormat="1"/>
-    <w:lsdException w:name="heading 5" w:uiPriority="0" w:semiHidden="1" w:unhideWhenUsed="1" w:qFormat="1"/>
-    <w:lsdException w:name="heading 6" w:uiPriority="0" w:semiHidden="1" w:unhideWhenUsed="1" w:qFormat="1"/>
-    <w:lsdException w:name="heading 7" w:uiPriority="9" w:semiHidden="1" w:unhideWhenUsed="1" w:qFormat="1"/>
-    <w:lsdException w:name="heading 8" w:uiPriority="0" w:semiHidden="1" w:unhideWhenUsed="1" w:qFormat="1"/>
-    <w:lsdException w:name="heading 9" w:uiPriority="0" w:semiHidden="1" w:unhideWhenUsed="1" w:qFormat="1"/>
+    <w:lsdException w:name="heading 2" w:semiHidden="1" w:uiPriority="0" w:unhideWhenUsed="1" w:qFormat="1"/>
+    <w:lsdException w:name="heading 3" w:semiHidden="1" w:uiPriority="0" w:unhideWhenUsed="1" w:qFormat="1"/>
+    <w:lsdException w:name="heading 4" w:semiHidden="1" w:uiPriority="0" w:unhideWhenUsed="1" w:qFormat="1"/>
+    <w:lsdException w:name="heading 5" w:semiHidden="1" w:uiPriority="0" w:unhideWhenUsed="1" w:qFormat="1"/>
+    <w:lsdException w:name="heading 6" w:semiHidden="1" w:uiPriority="0" w:unhideWhenUsed="1" w:qFormat="1"/>
+    <w:lsdException w:name="heading 7" w:semiHidden="1" w:uiPriority="9" w:unhideWhenUsed="1" w:qFormat="1"/>
+    <w:lsdException w:name="heading 8" w:semiHidden="1" w:uiPriority="0" w:unhideWhenUsed="1" w:qFormat="1"/>
+    <w:lsdException w:name="heading 9" w:semiHidden="1" w:uiPriority="0" w:unhideWhenUsed="1" w:qFormat="1"/>
     <w:lsdException w:name="index 1" w:semiHidden="1" w:unhideWhenUsed="1"/>
     <w:lsdException w:name="index 2" w:semiHidden="1" w:unhideWhenUsed="1"/>
     <w:lsdException w:name="index 3" w:semiHidden="1" w:unhideWhenUsed="1"/>
@@ -1945,22 +2365,22 @@
     <w:lsdException w:name="index 7" w:semiHidden="1" w:unhideWhenUsed="1"/>
     <w:lsdException w:name="index 8" w:semiHidden="1" w:unhideWhenUsed="1"/>
     <w:lsdException w:name="index 9" w:semiHidden="1" w:unhideWhenUsed="1"/>
-    <w:lsdException w:name="toc 1" w:uiPriority="39" w:semiHidden="1" w:unhideWhenUsed="1"/>
-    <w:lsdException w:name="toc 2" w:uiPriority="39" w:semiHidden="1" w:unhideWhenUsed="1"/>
-    <w:lsdException w:name="toc 3" w:uiPriority="39" w:semiHidden="1" w:unhideWhenUsed="1"/>
-    <w:lsdException w:name="toc 4" w:uiPriority="39" w:semiHidden="1" w:unhideWhenUsed="1"/>
-    <w:lsdException w:name="toc 5" w:uiPriority="39" w:semiHidden="1" w:unhideWhenUsed="1"/>
-    <w:lsdException w:name="toc 6" w:uiPriority="39" w:semiHidden="1" w:unhideWhenUsed="1"/>
-    <w:lsdException w:name="toc 7" w:uiPriority="39" w:semiHidden="1" w:unhideWhenUsed="1"/>
-    <w:lsdException w:name="toc 8" w:uiPriority="39" w:semiHidden="1" w:unhideWhenUsed="1"/>
-    <w:lsdException w:name="toc 9" w:uiPriority="39" w:semiHidden="1" w:unhideWhenUsed="1"/>
+    <w:lsdException w:name="toc 1" w:semiHidden="1" w:uiPriority="39" w:unhideWhenUsed="1"/>
+    <w:lsdException w:name="toc 2" w:semiHidden="1" w:uiPriority="39" w:unhideWhenUsed="1"/>
+    <w:lsdException w:name="toc 3" w:semiHidden="1" w:uiPriority="39" w:unhideWhenUsed="1"/>
+    <w:lsdException w:name="toc 4" w:semiHidden="1" w:uiPriority="39" w:unhideWhenUsed="1"/>
+    <w:lsdException w:name="toc 5" w:semiHidden="1" w:uiPriority="39" w:unhideWhenUsed="1"/>
+    <w:lsdException w:name="toc 6" w:semiHidden="1" w:uiPriority="39" w:unhideWhenUsed="1"/>
+    <w:lsdException w:name="toc 7" w:semiHidden="1" w:uiPriority="39" w:unhideWhenUsed="1"/>
+    <w:lsdException w:name="toc 8" w:semiHidden="1" w:uiPriority="39" w:unhideWhenUsed="1"/>
+    <w:lsdException w:name="toc 9" w:semiHidden="1" w:uiPriority="39" w:unhideWhenUsed="1"/>
     <w:lsdException w:name="Normal Indent" w:semiHidden="1" w:unhideWhenUsed="1"/>
     <w:lsdException w:name="footnote text" w:semiHidden="1" w:unhideWhenUsed="1"/>
     <w:lsdException w:name="annotation text" w:semiHidden="1" w:unhideWhenUsed="1"/>
     <w:lsdException w:name="header" w:semiHidden="1" w:unhideWhenUsed="1"/>
     <w:lsdException w:name="footer" w:semiHidden="1" w:unhideWhenUsed="1"/>
     <w:lsdException w:name="index heading" w:semiHidden="1" w:unhideWhenUsed="1"/>
-    <w:lsdException w:name="caption" w:uiPriority="35" w:semiHidden="1" w:unhideWhenUsed="1" w:qFormat="1"/>
+    <w:lsdException w:name="caption" w:semiHidden="1" w:uiPriority="35" w:unhideWhenUsed="1" w:qFormat="1"/>
     <w:lsdException w:name="table of figures" w:semiHidden="1" w:unhideWhenUsed="1"/>
     <w:lsdException w:name="envelope address" w:semiHidden="1" w:unhideWhenUsed="1"/>
     <w:lsdException w:name="envelope return" w:semiHidden="1" w:unhideWhenUsed="1"/>
@@ -1991,7 +2411,7 @@
     <w:lsdException w:name="Title" w:uiPriority="10" w:qFormat="1"/>
     <w:lsdException w:name="Closing" w:semiHidden="1" w:unhideWhenUsed="1"/>
     <w:lsdException w:name="Signature" w:semiHidden="1" w:unhideWhenUsed="1"/>
-    <w:lsdException w:name="Default Paragraph Font" w:uiPriority="1" w:semiHidden="1" w:unhideWhenUsed="1"/>
+    <w:lsdException w:name="Default Paragraph Font" w:semiHidden="1" w:uiPriority="1" w:unhideWhenUsed="1"/>
     <w:lsdException w:name="Body Text" w:semiHidden="1" w:unhideWhenUsed="1"/>
     <w:lsdException w:name="Body Text Indent" w:semiHidden="1" w:unhideWhenUsed="1"/>
     <w:lsdException w:name="List Continue" w:semiHidden="1" w:unhideWhenUsed="1"/>
@@ -2191,8 +2611,8 @@
     <w:lsdException w:name="Subtle Reference" w:uiPriority="31" w:qFormat="1"/>
     <w:lsdException w:name="Intense Reference" w:uiPriority="32" w:qFormat="1"/>
     <w:lsdException w:name="Book Title" w:uiPriority="33" w:qFormat="1"/>
-    <w:lsdException w:name="Bibliography" w:uiPriority="37" w:semiHidden="1" w:unhideWhenUsed="1"/>
-    <w:lsdException w:name="TOC Heading" w:uiPriority="39" w:semiHidden="1" w:unhideWhenUsed="1" w:qFormat="1"/>
+    <w:lsdException w:name="Bibliography" w:semiHidden="1" w:uiPriority="37" w:unhideWhenUsed="1"/>
+    <w:lsdException w:name="TOC Heading" w:semiHidden="1" w:uiPriority="39" w:unhideWhenUsed="1" w:qFormat="1"/>
     <w:lsdException w:name="Plain Table 1" w:uiPriority="41"/>
     <w:lsdException w:name="Plain Table 2" w:uiPriority="42"/>
     <w:lsdException w:name="Plain Table 3" w:uiPriority="43"/>
@@ -2303,7 +2723,7 @@
     <w:lsdException w:name="Unresolved Mention" w:semiHidden="1" w:unhideWhenUsed="1"/>
     <w:lsdException w:name="Smart Link" w:semiHidden="1" w:unhideWhenUsed="1"/>
   </w:latentStyles>
-  <w:style w:type="paragraph" w:styleId="a" w:default="1">
+  <w:style w:type="paragraph" w:default="1" w:styleId="a">
     <w:name w:val="Normal"/>
     <w:qFormat/>
     <w:rsid w:val="00C4521F"/>
@@ -2312,7 +2732,7 @@
       <w:jc w:val="both"/>
     </w:pPr>
     <w:rPr>
-      <w:rFonts w:ascii="Times New Roman" w:hAnsi="Times New Roman" w:eastAsia="宋体" w:cs="Times New Roman"/>
+      <w:rFonts w:ascii="Times New Roman" w:eastAsia="宋体" w:hAnsi="Times New Roman" w:cs="Times New Roman"/>
       <w:sz w:val="24"/>
       <w:szCs w:val="20"/>
     </w:rPr>
@@ -2382,7 +2802,7 @@
       <w:tabs>
         <w:tab w:val="left" w:pos="840"/>
       </w:tabs>
-      <w:spacing w:before="50" w:beforeLines="50" w:line="360" w:lineRule="auto"/>
+      <w:spacing w:beforeLines="50" w:before="50" w:line="360" w:lineRule="auto"/>
       <w:outlineLvl w:val="2"/>
     </w:pPr>
     <w:rPr>
@@ -2538,17 +2958,17 @@
       <w:outlineLvl w:val="8"/>
     </w:pPr>
     <w:rPr>
-      <w:rFonts w:ascii="Arial" w:hAnsi="Arial" w:eastAsia="黑体"/>
+      <w:rFonts w:ascii="Arial" w:eastAsia="黑体" w:hAnsi="Arial"/>
       <w:szCs w:val="21"/>
     </w:rPr>
   </w:style>
-  <w:style w:type="character" w:styleId="a0" w:default="1">
+  <w:style w:type="character" w:default="1" w:styleId="a0">
     <w:name w:val="Default Paragraph Font"/>
     <w:uiPriority w:val="1"/>
     <w:semiHidden/>
     <w:unhideWhenUsed/>
   </w:style>
-  <w:style w:type="table" w:styleId="a1" w:default="1">
+  <w:style w:type="table" w:default="1" w:styleId="a1">
     <w:name w:val="Normal Table"/>
     <w:uiPriority w:val="99"/>
     <w:semiHidden/>
@@ -2563,7 +2983,7 @@
       </w:tblCellMar>
     </w:tblPr>
   </w:style>
-  <w:style w:type="numbering" w:styleId="a2" w:default="1">
+  <w:style w:type="numbering" w:default="1" w:styleId="a2">
     <w:name w:val="No List"/>
     <w:uiPriority w:val="99"/>
     <w:semiHidden/>
@@ -2578,7 +2998,7 @@
     <w:rsid w:val="009F3363"/>
     <w:pPr>
       <w:pBdr>
-        <w:bottom w:val="single" w:color="auto" w:sz="6" w:space="1"/>
+        <w:bottom w:val="single" w:sz="6" w:space="1" w:color="auto"/>
       </w:pBdr>
       <w:tabs>
         <w:tab w:val="center" w:pos="4153"/>
@@ -2592,14 +3012,14 @@
       <w:szCs w:val="18"/>
     </w:rPr>
   </w:style>
-  <w:style w:type="character" w:styleId="a4" w:customStyle="1">
+  <w:style w:type="character" w:customStyle="1" w:styleId="a4">
     <w:name w:val="页眉 字符"/>
     <w:basedOn w:val="a0"/>
     <w:link w:val="a3"/>
     <w:uiPriority w:val="99"/>
     <w:rsid w:val="009F3363"/>
     <w:rPr>
-      <w:rFonts w:ascii="Times New Roman" w:hAnsi="Times New Roman" w:eastAsia="宋体" w:cs="Times New Roman"/>
+      <w:rFonts w:ascii="Times New Roman" w:eastAsia="宋体" w:hAnsi="Times New Roman" w:cs="Times New Roman"/>
       <w:sz w:val="18"/>
       <w:szCs w:val="18"/>
     </w:rPr>
@@ -2624,14 +3044,14 @@
       <w:szCs w:val="18"/>
     </w:rPr>
   </w:style>
-  <w:style w:type="character" w:styleId="a6" w:customStyle="1">
+  <w:style w:type="character" w:customStyle="1" w:styleId="a6">
     <w:name w:val="页脚 字符"/>
     <w:basedOn w:val="a0"/>
     <w:link w:val="a5"/>
     <w:uiPriority w:val="99"/>
     <w:rsid w:val="009F3363"/>
     <w:rPr>
-      <w:rFonts w:ascii="Times New Roman" w:hAnsi="Times New Roman" w:eastAsia="宋体" w:cs="Times New Roman"/>
+      <w:rFonts w:ascii="Times New Roman" w:eastAsia="宋体" w:hAnsi="Times New Roman" w:cs="Times New Roman"/>
       <w:sz w:val="18"/>
       <w:szCs w:val="18"/>
     </w:rPr>
@@ -2643,84 +3063,84 @@
     <w:qFormat/>
     <w:rsid w:val="00B94C63"/>
     <w:pPr>
-      <w:ind w:firstLine="420" w:firstLineChars="200"/>
+      <w:ind w:firstLineChars="200" w:firstLine="420"/>
     </w:pPr>
   </w:style>
-  <w:style w:type="character" w:styleId="10" w:customStyle="1">
+  <w:style w:type="character" w:customStyle="1" w:styleId="10">
     <w:name w:val="标题 1 字符"/>
     <w:aliases w:val="H1 字符,SAHeading 1 字符,标题 1-gkhy 字符,标题 1 Char Char Char Char 字符,章节 字符,第一层 字符,章 字符,论文题目 字符,一级标题 (有序号) 字符,一级标题 (有序号) Char 字符,36标题 1 字符,36标题1 字符,第一章 标题1 字符,一、黑小三 字符,一级 字符,Section Head 字符,h1 字符,1st level 字符,l1 字符,H11 字符,H12 字符,H13 字符,H14 字符,H15 字符"/>
     <w:basedOn w:val="a0"/>
     <w:link w:val="1"/>
     <w:rsid w:val="003604CD"/>
     <w:rPr>
-      <w:rFonts w:ascii="Times New Roman" w:hAnsi="Times New Roman" w:eastAsia="黑体" w:cs="Times New Roman"/>
+      <w:rFonts w:ascii="Times New Roman" w:eastAsia="黑体" w:hAnsi="Times New Roman" w:cs="Times New Roman"/>
       <w:kern w:val="44"/>
       <w:sz w:val="28"/>
       <w:szCs w:val="28"/>
     </w:rPr>
   </w:style>
-  <w:style w:type="character" w:styleId="20" w:customStyle="1">
+  <w:style w:type="character" w:customStyle="1" w:styleId="20">
     <w:name w:val="标题 2 字符"/>
     <w:aliases w:val="标题 2-gkhy 字符,第一层条 字符,第二层 字符,论文标题 1 字符,二级标题 字符,二级 字符,一级小节 字符,第二层 Char 字符,36标题 2 Char Char 字符,36标题 2 字符,36标题2 字符,H2 字符,h2 字符,节标题 字符,（节1） 字符,（节） 字符,TestHeading2 字符,th2 字符,条 字符,（一）黑小三 字符,---1.1 字符,Heading 2 Hidden 字符,Heading 2 CCBS 字符,heading 2 字符"/>
     <w:basedOn w:val="a0"/>
     <w:link w:val="2"/>
     <w:rsid w:val="003604CD"/>
     <w:rPr>
-      <w:rFonts w:ascii="Times New Roman" w:hAnsi="Times New Roman" w:eastAsia="黑体" w:cs="Times New Roman"/>
+      <w:rFonts w:ascii="Times New Roman" w:eastAsia="黑体" w:hAnsi="Times New Roman" w:cs="Times New Roman"/>
       <w:sz w:val="28"/>
       <w:szCs w:val="20"/>
     </w:rPr>
   </w:style>
-  <w:style w:type="character" w:styleId="30" w:customStyle="1">
+  <w:style w:type="character" w:customStyle="1" w:styleId="30">
     <w:name w:val="标题 3 字符"/>
     <w:aliases w:val="标题 3-gkhy 字符,第二层条 字符,第三层 字符,1.1.1 标题 3 字符,论文标题 2 字符,分节 字符,标题9 字符,1.1.1 字符,36标题3 字符,36标题 3 字符,3 字符,Bold Head 字符,bh 字符,章标题1 字符,小标题 字符,level_3 字符,PIM 3 字符,H3 字符,Level 3 Head 字符,第二层条1 字符,第二层条2 字符,第二层条3 字符,第二层条4 字符,第二层条5 字符,第二层条6 字符,第二层条7 字符,第二层条8 字符"/>
     <w:basedOn w:val="a0"/>
     <w:link w:val="3"/>
     <w:rsid w:val="003604CD"/>
     <w:rPr>
-      <w:rFonts w:ascii="Times New Roman" w:hAnsi="Times New Roman" w:eastAsia="黑体" w:cs="Times New Roman"/>
+      <w:rFonts w:ascii="Times New Roman" w:eastAsia="黑体" w:hAnsi="Times New Roman" w:cs="Times New Roman"/>
       <w:sz w:val="28"/>
       <w:szCs w:val="28"/>
     </w:rPr>
   </w:style>
-  <w:style w:type="character" w:styleId="40" w:customStyle="1">
+  <w:style w:type="character" w:customStyle="1" w:styleId="40">
     <w:name w:val="标题 4 字符"/>
     <w:aliases w:val="标题 4-gkhy 字符,第三层条 字符,第四层 字符,四级标题 字符,四级标题 Char 字符,款标题 字符,36标题 4 字符,36标题4 字符,高 字符,标题4 高 字符,分分节 字符,第三层条1 字符,第三层条2 字符,第三层条3 字符,第三层条4 字符,第三层条5 字符,第三层条6 字符,第三层条7 字符,第三层条8 字符,第三层条9 字符,第三层条10 字符,第三层条11 字符,第三层条12 字符,第三层条13 字符,---1.1.1.1 字符,(１)黑小三 字符"/>
     <w:basedOn w:val="a0"/>
     <w:link w:val="4"/>
     <w:rsid w:val="003604CD"/>
     <w:rPr>
-      <w:rFonts w:ascii="Times New Roman" w:hAnsi="Times New Roman" w:eastAsia="黑体" w:cs="Times New Roman"/>
+      <w:rFonts w:ascii="Times New Roman" w:eastAsia="黑体" w:hAnsi="Times New Roman" w:cs="Times New Roman"/>
       <w:sz w:val="24"/>
       <w:szCs w:val="28"/>
     </w:rPr>
   </w:style>
-  <w:style w:type="character" w:styleId="50" w:customStyle="1">
+  <w:style w:type="character" w:customStyle="1" w:styleId="50">
     <w:name w:val="标题 5 字符"/>
     <w:aliases w:val="标题 5-gkhy 字符,第四层条 字符,第五层 字符,36标题5 字符,36标题 5 字符,dash 字符,ds 字符,dd 字符,第四层条1 字符,第四层条2 字符,第四层条3 字符,第四层条4 字符,第四层条5 字符,第四层条6 字符,第四层条7 字符,第四层条8 字符,第四层条9 字符,第四层条10 字符,第四层条11 字符,第四层条12 字符,第四层条13 字符,第四层条14 字符,第四层条15 字符,第四层条21 字符,第四层条31 字符,第四层条41 字符"/>
     <w:basedOn w:val="a0"/>
     <w:link w:val="5"/>
     <w:rsid w:val="003604CD"/>
     <w:rPr>
-      <w:rFonts w:ascii="Times New Roman" w:hAnsi="Times New Roman" w:eastAsia="黑体" w:cs="Times New Roman"/>
+      <w:rFonts w:ascii="Times New Roman" w:eastAsia="黑体" w:hAnsi="Times New Roman" w:cs="Times New Roman"/>
       <w:sz w:val="24"/>
       <w:szCs w:val="20"/>
     </w:rPr>
   </w:style>
-  <w:style w:type="character" w:styleId="60" w:customStyle="1">
+  <w:style w:type="character" w:customStyle="1" w:styleId="60">
     <w:name w:val="标题 6 字符"/>
     <w:aliases w:val="标题 6-gkhy 字符,第五层条 字符,36标题6 字符,标题7 字符,第六层条 字符,第五层条1 字符,第五层条2 字符,第五层条3 字符,第五层条4 字符,第五层条5 字符,第五层条6 字符,第五层条7 字符,第五层条8 字符,第五层条9 字符,第五层条10 字符,第五层条11 字符,第五层条12 字符,第五层条13 字符,第五层条14 字符,第五层条15 字符,第五层条21 字符,第五层条31 字符,第五层条41 字符,第五层条51 字符,第五层条61 字符,第五层条71 字符"/>
     <w:basedOn w:val="a0"/>
     <w:link w:val="6"/>
     <w:rsid w:val="003604CD"/>
     <w:rPr>
-      <w:rFonts w:ascii="Times New Roman" w:hAnsi="Times New Roman" w:eastAsia="黑体" w:cs="Times New Roman"/>
+      <w:rFonts w:ascii="Times New Roman" w:eastAsia="黑体" w:hAnsi="Times New Roman" w:cs="Times New Roman"/>
       <w:bCs/>
       <w:sz w:val="28"/>
       <w:szCs w:val="24"/>
     </w:rPr>
   </w:style>
-  <w:style w:type="character" w:styleId="70" w:customStyle="1">
+  <w:style w:type="character" w:customStyle="1" w:styleId="70">
     <w:name w:val="标题 7 字符"/>
     <w:aliases w:val="标题 7-gkhy 字符,[Alt+7][SWIEE] 字符,（列项说明） 字符,列项 字符,(a.列项) 字符,[Alt+7] 字符,图表说明 字符,Legal Level 1.1. 字符,1.标题 6 字符,letter list 字符,标题 7-gkhy1 字符,标题 7-gkhy2 字符,标题 7-gkhy3 字符,标题 7-gkhy4 字符,标题 7-gkhy11 字符,标题 7-gkhy21 字符,标题 7-gkhy5 字符,标题 7-gkhy12 字符,PIM 7 字符"/>
     <w:basedOn w:val="a0"/>
@@ -2728,32 +3148,32 @@
     <w:uiPriority w:val="9"/>
     <w:rsid w:val="003604CD"/>
     <w:rPr>
-      <w:rFonts w:ascii="Times New Roman" w:hAnsi="Times New Roman" w:eastAsia="黑体" w:cs="Times New Roman"/>
+      <w:rFonts w:ascii="Times New Roman" w:eastAsia="黑体" w:hAnsi="Times New Roman" w:cs="Times New Roman"/>
       <w:bCs/>
       <w:sz w:val="24"/>
       <w:szCs w:val="24"/>
     </w:rPr>
   </w:style>
-  <w:style w:type="character" w:styleId="80" w:customStyle="1">
+  <w:style w:type="character" w:customStyle="1" w:styleId="80">
     <w:name w:val="标题 8 字符"/>
     <w:aliases w:val="[Alt+8] 字符,数字列项 字符,注意框体 字符,h8 字符,a) 字符,H8 字符,标题 8 a 字符,Enum3 字符,8 字符,(table no.) 字符,(requirement) 字符,Appendix 3 字符,Title 8 字符,l8 字符,Appendix Heading 1 字符,ctp 字符,Caption text (page-wide) 字符,Table Heading 字符,Überschrift 81 字符,Überschrift 811 字符"/>
     <w:basedOn w:val="a0"/>
     <w:link w:val="8"/>
     <w:rsid w:val="003604CD"/>
     <w:rPr>
-      <w:rFonts w:ascii="Times New Roman" w:hAnsi="Times New Roman" w:eastAsia="黑体" w:cs="Times New Roman"/>
+      <w:rFonts w:ascii="Times New Roman" w:eastAsia="黑体" w:hAnsi="Times New Roman" w:cs="Times New Roman"/>
       <w:sz w:val="24"/>
       <w:szCs w:val="24"/>
     </w:rPr>
   </w:style>
-  <w:style w:type="character" w:styleId="90" w:customStyle="1">
+  <w:style w:type="character" w:customStyle="1" w:styleId="90">
     <w:name w:val="标题 9 字符"/>
     <w:aliases w:val="[Alt+9] 字符,一般不用 字符,标题 9不用 字符,图号 字符,13 字符,append 字符,PIM 9 字符,h9 字符,Appendix 字符,huh 字符,1) 字符,H9 字符,AAA 字符,9 字符,(figure no.) 字符,Appendix 4 字符,Title 9 字符,Titre 91 字符,caption.Légende figure.Titre 9 字符,caption.Légende figure.Titre 91 字符,caption1 字符"/>
     <w:basedOn w:val="a0"/>
     <w:link w:val="9"/>
     <w:rsid w:val="003604CD"/>
     <w:rPr>
-      <w:rFonts w:ascii="Arial" w:hAnsi="Arial" w:eastAsia="黑体" w:cs="Times New Roman"/>
+      <w:rFonts w:ascii="Arial" w:eastAsia="黑体" w:hAnsi="Arial" w:cs="Times New Roman"/>
       <w:sz w:val="24"/>
       <w:szCs w:val="21"/>
     </w:rPr>

--- a/模板/测试说明模板.docx
+++ b/模板/测试说明模板.docx
@@ -288,6 +288,10 @@
           </w:tcPr>
           <w:p>
             <w:r>
+              <w:rPr>
+                <w:sz w:val="21"/>
+                <w:szCs w:val="21"/>
+              </w:rPr>
               <w:t>{#caselist}{no}</w:t>
             </w:r>
           </w:p>
@@ -308,6 +312,10 @@
               </w:rPr>
             </w:pPr>
             <w:r>
+              <w:rPr>
+                <w:sz w:val="21"/>
+                <w:szCs w:val="21"/>
+              </w:rPr>
               <w:t>{mingcheng}</w:t>
             </w:r>
           </w:p>
@@ -328,6 +336,10 @@
               </w:rPr>
             </w:pPr>
             <w:r>
+              <w:rPr>
+                <w:sz w:val="21"/>
+                <w:szCs w:val="21"/>
+              </w:rPr>
               <w:t>{caseId}</w:t>
             </w:r>
           </w:p>
@@ -348,6 +360,10 @@
               </w:rPr>
             </w:pPr>
             <w:r>
+              <w:rPr>
+                <w:sz w:val="21"/>
+                <w:szCs w:val="21"/>
+              </w:rPr>
               <w:t>{summary}{/}</w:t>
             </w:r>
           </w:p>
@@ -1517,13 +1533,28 @@
       </w:r>
     </w:p>
     <w:p>
-      <w:r>
-        <w:t>表</w:t>
-      </w:r>
-      <w:r>
-        <w:t>2 {configName}</w:t>
-      </w:r>
-      <w:r>
+      <w:pPr>
+        <w:jc w:val="center"/>
+        <w:rPr>
+          <w:rFonts w:eastAsia="黑体"/>
+          <w:sz w:val="21"/>
+          <w:szCs w:val="21"/>
+        </w:rPr>
+      </w:pPr>
+      <w:r>
+        <w:rPr>
+          <w:rFonts w:eastAsia="黑体"/>
+          <w:sz w:val="21"/>
+          <w:szCs w:val="21"/>
+        </w:rPr>
+        <w:t>{configName}</w:t>
+      </w:r>
+      <w:r>
+        <w:rPr>
+          <w:rFonts w:eastAsia="黑体"/>
+          <w:sz w:val="21"/>
+          <w:szCs w:val="21"/>
+        </w:rPr>
         <w:t>需求追踪表</w:t>
       </w:r>
     </w:p>
@@ -1531,10 +1562,10 @@
       <w:tblPr>
         <w:tblW w:w="0" w:type="auto"/>
         <w:tblBorders>
-          <w:top w:val="single" w:sz="4" w:space="0" w:color="auto"/>
-          <w:left w:val="single" w:sz="4" w:space="0" w:color="auto"/>
-          <w:bottom w:val="single" w:sz="4" w:space="0" w:color="auto"/>
-          <w:right w:val="single" w:sz="4" w:space="0" w:color="auto"/>
+          <w:top w:val="single" w:sz="12" w:space="0" w:color="auto"/>
+          <w:left w:val="single" w:sz="12" w:space="0" w:color="auto"/>
+          <w:bottom w:val="single" w:sz="12" w:space="0" w:color="auto"/>
+          <w:right w:val="single" w:sz="12" w:space="0" w:color="auto"/>
           <w:insideH w:val="single" w:sz="4" w:space="0" w:color="auto"/>
           <w:insideV w:val="single" w:sz="4" w:space="0" w:color="auto"/>
         </w:tblBorders>
@@ -1555,9 +1586,29 @@
         <w:tc>
           <w:tcPr>
             <w:tcW w:w="650" w:type="dxa"/>
-          </w:tcPr>
-          <w:p>
-            <w:r>
+            <w:tcBorders>
+              <w:top w:val="single" w:sz="12" w:space="0" w:color="auto"/>
+              <w:left w:val="single" w:sz="12" w:space="0" w:color="auto"/>
+              <w:bottom w:val="single" w:sz="12" w:space="0" w:color="auto"/>
+              <w:right w:val="single" w:sz="4" w:space="0" w:color="auto"/>
+            </w:tcBorders>
+            <w:vAlign w:val="center"/>
+          </w:tcPr>
+          <w:p>
+            <w:pPr>
+              <w:jc w:val="center"/>
+              <w:rPr>
+                <w:rFonts w:ascii="黑体" w:eastAsia="黑体" w:hAnsi="黑体"/>
+                <w:sz w:val="21"/>
+                <w:szCs w:val="21"/>
+              </w:rPr>
+            </w:pPr>
+            <w:r>
+              <w:rPr>
+                <w:rFonts w:ascii="黑体" w:eastAsia="黑体" w:hAnsi="黑体"/>
+                <w:sz w:val="21"/>
+                <w:szCs w:val="21"/>
+              </w:rPr>
               <w:t>序号</w:t>
             </w:r>
           </w:p>
@@ -1565,9 +1616,29 @@
         <w:tc>
           <w:tcPr>
             <w:tcW w:w="950" w:type="dxa"/>
-          </w:tcPr>
-          <w:p>
-            <w:r>
+            <w:tcBorders>
+              <w:top w:val="single" w:sz="12" w:space="0" w:color="auto"/>
+              <w:left w:val="single" w:sz="4" w:space="0" w:color="auto"/>
+              <w:bottom w:val="single" w:sz="12" w:space="0" w:color="auto"/>
+              <w:right w:val="single" w:sz="4" w:space="0" w:color="auto"/>
+            </w:tcBorders>
+            <w:vAlign w:val="center"/>
+          </w:tcPr>
+          <w:p>
+            <w:pPr>
+              <w:jc w:val="center"/>
+              <w:rPr>
+                <w:rFonts w:ascii="黑体" w:eastAsia="黑体" w:hAnsi="黑体"/>
+                <w:sz w:val="21"/>
+                <w:szCs w:val="21"/>
+              </w:rPr>
+            </w:pPr>
+            <w:r>
+              <w:rPr>
+                <w:rFonts w:ascii="黑体" w:eastAsia="黑体" w:hAnsi="黑体"/>
+                <w:sz w:val="21"/>
+                <w:szCs w:val="21"/>
+              </w:rPr>
               <w:t>需求规格说明章节号</w:t>
             </w:r>
           </w:p>
@@ -1575,9 +1646,29 @@
         <w:tc>
           <w:tcPr>
             <w:tcW w:w="900" w:type="dxa"/>
-          </w:tcPr>
-          <w:p>
-            <w:r>
+            <w:tcBorders>
+              <w:top w:val="single" w:sz="12" w:space="0" w:color="auto"/>
+              <w:left w:val="single" w:sz="4" w:space="0" w:color="auto"/>
+              <w:bottom w:val="single" w:sz="12" w:space="0" w:color="auto"/>
+              <w:right w:val="single" w:sz="4" w:space="0" w:color="auto"/>
+            </w:tcBorders>
+            <w:vAlign w:val="center"/>
+          </w:tcPr>
+          <w:p>
+            <w:pPr>
+              <w:jc w:val="center"/>
+              <w:rPr>
+                <w:rFonts w:ascii="黑体" w:eastAsia="黑体" w:hAnsi="黑体"/>
+                <w:sz w:val="21"/>
+                <w:szCs w:val="21"/>
+              </w:rPr>
+            </w:pPr>
+            <w:r>
+              <w:rPr>
+                <w:rFonts w:ascii="黑体" w:eastAsia="黑体" w:hAnsi="黑体"/>
+                <w:sz w:val="21"/>
+                <w:szCs w:val="21"/>
+              </w:rPr>
               <w:t>需求规格说明描述</w:t>
             </w:r>
           </w:p>
@@ -1585,9 +1676,29 @@
         <w:tc>
           <w:tcPr>
             <w:tcW w:w="1400" w:type="dxa"/>
-          </w:tcPr>
-          <w:p>
-            <w:r>
+            <w:tcBorders>
+              <w:top w:val="single" w:sz="12" w:space="0" w:color="auto"/>
+              <w:left w:val="single" w:sz="4" w:space="0" w:color="auto"/>
+              <w:bottom w:val="single" w:sz="12" w:space="0" w:color="auto"/>
+              <w:right w:val="single" w:sz="4" w:space="0" w:color="auto"/>
+            </w:tcBorders>
+            <w:vAlign w:val="center"/>
+          </w:tcPr>
+          <w:p>
+            <w:pPr>
+              <w:jc w:val="center"/>
+              <w:rPr>
+                <w:rFonts w:ascii="黑体" w:eastAsia="黑体" w:hAnsi="黑体"/>
+                <w:sz w:val="21"/>
+                <w:szCs w:val="21"/>
+              </w:rPr>
+            </w:pPr>
+            <w:r>
+              <w:rPr>
+                <w:rFonts w:ascii="黑体" w:eastAsia="黑体" w:hAnsi="黑体"/>
+                <w:sz w:val="21"/>
+                <w:szCs w:val="21"/>
+              </w:rPr>
               <w:t>大纲章节号</w:t>
             </w:r>
           </w:p>
@@ -1595,9 +1706,29 @@
         <w:tc>
           <w:tcPr>
             <w:tcW w:w="900" w:type="dxa"/>
-          </w:tcPr>
-          <w:p>
-            <w:r>
+            <w:tcBorders>
+              <w:top w:val="single" w:sz="12" w:space="0" w:color="auto"/>
+              <w:left w:val="single" w:sz="4" w:space="0" w:color="auto"/>
+              <w:bottom w:val="single" w:sz="12" w:space="0" w:color="auto"/>
+              <w:right w:val="single" w:sz="4" w:space="0" w:color="auto"/>
+            </w:tcBorders>
+            <w:vAlign w:val="center"/>
+          </w:tcPr>
+          <w:p>
+            <w:pPr>
+              <w:jc w:val="center"/>
+              <w:rPr>
+                <w:rFonts w:ascii="黑体" w:eastAsia="黑体" w:hAnsi="黑体"/>
+                <w:sz w:val="21"/>
+                <w:szCs w:val="21"/>
+              </w:rPr>
+            </w:pPr>
+            <w:r>
+              <w:rPr>
+                <w:rFonts w:ascii="黑体" w:eastAsia="黑体" w:hAnsi="黑体"/>
+                <w:sz w:val="21"/>
+                <w:szCs w:val="21"/>
+              </w:rPr>
               <w:t>测试项名称</w:t>
             </w:r>
           </w:p>
@@ -1605,9 +1736,29 @@
         <w:tc>
           <w:tcPr>
             <w:tcW w:w="950" w:type="dxa"/>
-          </w:tcPr>
-          <w:p>
-            <w:r>
+            <w:tcBorders>
+              <w:top w:val="single" w:sz="12" w:space="0" w:color="auto"/>
+              <w:left w:val="single" w:sz="4" w:space="0" w:color="auto"/>
+              <w:bottom w:val="single" w:sz="12" w:space="0" w:color="auto"/>
+              <w:right w:val="single" w:sz="4" w:space="0" w:color="auto"/>
+            </w:tcBorders>
+            <w:vAlign w:val="center"/>
+          </w:tcPr>
+          <w:p>
+            <w:pPr>
+              <w:jc w:val="center"/>
+              <w:rPr>
+                <w:rFonts w:ascii="黑体" w:eastAsia="黑体" w:hAnsi="黑体"/>
+                <w:sz w:val="21"/>
+                <w:szCs w:val="21"/>
+              </w:rPr>
+            </w:pPr>
+            <w:r>
+              <w:rPr>
+                <w:rFonts w:ascii="黑体" w:eastAsia="黑体" w:hAnsi="黑体"/>
+                <w:sz w:val="21"/>
+                <w:szCs w:val="21"/>
+              </w:rPr>
               <w:t>测试项标识</w:t>
             </w:r>
           </w:p>
@@ -1615,9 +1766,29 @@
         <w:tc>
           <w:tcPr>
             <w:tcW w:w="950" w:type="dxa"/>
-          </w:tcPr>
-          <w:p>
-            <w:r>
+            <w:tcBorders>
+              <w:top w:val="single" w:sz="12" w:space="0" w:color="auto"/>
+              <w:left w:val="single" w:sz="4" w:space="0" w:color="auto"/>
+              <w:bottom w:val="single" w:sz="12" w:space="0" w:color="auto"/>
+              <w:right w:val="single" w:sz="4" w:space="0" w:color="auto"/>
+            </w:tcBorders>
+            <w:vAlign w:val="center"/>
+          </w:tcPr>
+          <w:p>
+            <w:pPr>
+              <w:jc w:val="center"/>
+              <w:rPr>
+                <w:rFonts w:ascii="黑体" w:eastAsia="黑体" w:hAnsi="黑体"/>
+                <w:sz w:val="21"/>
+                <w:szCs w:val="21"/>
+              </w:rPr>
+            </w:pPr>
+            <w:r>
+              <w:rPr>
+                <w:rFonts w:ascii="黑体" w:eastAsia="黑体" w:hAnsi="黑体"/>
+                <w:sz w:val="21"/>
+                <w:szCs w:val="21"/>
+              </w:rPr>
               <w:t>测试用例名称</w:t>
             </w:r>
           </w:p>
@@ -1625,9 +1796,29 @@
         <w:tc>
           <w:tcPr>
             <w:tcW w:w="2350" w:type="dxa"/>
-          </w:tcPr>
-          <w:p>
-            <w:r>
+            <w:tcBorders>
+              <w:top w:val="single" w:sz="12" w:space="0" w:color="auto"/>
+              <w:left w:val="single" w:sz="4" w:space="0" w:color="auto"/>
+              <w:bottom w:val="single" w:sz="12" w:space="0" w:color="auto"/>
+              <w:right w:val="single" w:sz="12" w:space="0" w:color="auto"/>
+            </w:tcBorders>
+            <w:vAlign w:val="center"/>
+          </w:tcPr>
+          <w:p>
+            <w:pPr>
+              <w:jc w:val="center"/>
+              <w:rPr>
+                <w:rFonts w:ascii="黑体" w:eastAsia="黑体" w:hAnsi="黑体"/>
+                <w:sz w:val="21"/>
+                <w:szCs w:val="21"/>
+              </w:rPr>
+            </w:pPr>
+            <w:r>
+              <w:rPr>
+                <w:rFonts w:ascii="黑体" w:eastAsia="黑体" w:hAnsi="黑体"/>
+                <w:sz w:val="21"/>
+                <w:szCs w:val="21"/>
+              </w:rPr>
               <w:t>测试用例标识</w:t>
             </w:r>
           </w:p>
@@ -1640,6 +1831,10 @@
           </w:tcPr>
           <w:p>
             <w:r>
+              <w:rPr>
+                <w:sz w:val="21"/>
+                <w:szCs w:val="21"/>
+              </w:rPr>
               <w:t>{#traceRows}{no}</w:t>
             </w:r>
           </w:p>
@@ -1650,6 +1845,10 @@
           </w:tcPr>
           <w:p>
             <w:r>
+              <w:rPr>
+                <w:sz w:val="21"/>
+                <w:szCs w:val="21"/>
+              </w:rPr>
               <w:t>{srsChapter}</w:t>
             </w:r>
           </w:p>
@@ -1660,6 +1859,10 @@
           </w:tcPr>
           <w:p>
             <w:r>
+              <w:rPr>
+                <w:sz w:val="21"/>
+                <w:szCs w:val="21"/>
+              </w:rPr>
               <w:t>{srsDesc}</w:t>
             </w:r>
           </w:p>
@@ -1670,6 +1873,10 @@
           </w:tcPr>
           <w:p>
             <w:r>
+              <w:rPr>
+                <w:sz w:val="21"/>
+                <w:szCs w:val="21"/>
+              </w:rPr>
               <w:t>{outlineChapter}</w:t>
             </w:r>
           </w:p>
@@ -1680,6 +1887,10 @@
           </w:tcPr>
           <w:p>
             <w:r>
+              <w:rPr>
+                <w:sz w:val="21"/>
+                <w:szCs w:val="21"/>
+              </w:rPr>
               <w:t>{itemName}</w:t>
             </w:r>
           </w:p>
@@ -1690,6 +1901,10 @@
           </w:tcPr>
           <w:p>
             <w:r>
+              <w:rPr>
+                <w:sz w:val="21"/>
+                <w:szCs w:val="21"/>
+              </w:rPr>
               <w:t>{itemItemId}</w:t>
             </w:r>
           </w:p>
@@ -1700,6 +1915,10 @@
           </w:tcPr>
           <w:p>
             <w:r>
+              <w:rPr>
+                <w:sz w:val="21"/>
+                <w:szCs w:val="21"/>
+              </w:rPr>
               <w:t>{caseName}</w:t>
             </w:r>
           </w:p>
@@ -1710,6 +1929,10 @@
           </w:tcPr>
           <w:p>
             <w:r>
+              <w:rPr>
+                <w:sz w:val="21"/>
+                <w:szCs w:val="21"/>
+              </w:rPr>
               <w:t>{caseId}{/}</w:t>
             </w:r>
           </w:p>

--- a/模板/测试说明模板.docx
+++ b/模板/测试说明模板.docx
@@ -434,7 +434,7 @@
         <w:spacing w:before="156"/>
       </w:pPr>
       <w:r>
-        <w:t>{groupName}</w:t>
+        <w:t>{showGroup}</w:t>
       </w:r>
     </w:p>
     <w:p>
@@ -1178,17 +1178,7 @@
                 <w:sz w:val="21"/>
                 <w:szCs w:val="21"/>
               </w:rPr>
-              <w:t>{#steps}{n</w:t>
-            </w:r>
-            <w:r>
-              <w:rPr>
-                <w:rFonts w:hint="eastAsia"/>
-                <w:noProof/>
-                <w:sz w:val="21"/>
-                <w:szCs w:val="21"/>
-              </w:rPr>
-              <w:lastRenderedPageBreak/>
-              <w:t>o}</w:t>
+              <w:t>{#steps}{no}</w:t>
             </w:r>
           </w:p>
         </w:tc>
@@ -1217,7 +1207,6 @@
                 <w:sz w:val="21"/>
                 <w:szCs w:val="21"/>
               </w:rPr>
-              <w:lastRenderedPageBreak/>
               <w:t>{action}</w:t>
             </w:r>
           </w:p>
@@ -1281,6 +1270,7 @@
                 <w:sz w:val="21"/>
                 <w:szCs w:val="21"/>
               </w:rPr>
+              <w:lastRenderedPageBreak/>
               <w:t>终止条件</w:t>
             </w:r>
           </w:p>
@@ -1598,7 +1588,7 @@
             <w:pPr>
               <w:jc w:val="center"/>
               <w:rPr>
-                <w:rFonts w:ascii="黑体" w:eastAsia="黑体" w:hAnsi="黑体"/>
+                <w:rFonts w:ascii="黑体" w:eastAsia="黑体" w:hAnsi="黑体" w:hint="eastAsia"/>
                 <w:sz w:val="21"/>
                 <w:szCs w:val="21"/>
               </w:rPr>
@@ -1628,7 +1618,7 @@
             <w:pPr>
               <w:jc w:val="center"/>
               <w:rPr>
-                <w:rFonts w:ascii="黑体" w:eastAsia="黑体" w:hAnsi="黑体"/>
+                <w:rFonts w:ascii="黑体" w:eastAsia="黑体" w:hAnsi="黑体" w:hint="eastAsia"/>
                 <w:sz w:val="21"/>
                 <w:szCs w:val="21"/>
               </w:rPr>
@@ -1658,7 +1648,7 @@
             <w:pPr>
               <w:jc w:val="center"/>
               <w:rPr>
-                <w:rFonts w:ascii="黑体" w:eastAsia="黑体" w:hAnsi="黑体"/>
+                <w:rFonts w:ascii="黑体" w:eastAsia="黑体" w:hAnsi="黑体" w:hint="eastAsia"/>
                 <w:sz w:val="21"/>
                 <w:szCs w:val="21"/>
               </w:rPr>
@@ -1688,7 +1678,7 @@
             <w:pPr>
               <w:jc w:val="center"/>
               <w:rPr>
-                <w:rFonts w:ascii="黑体" w:eastAsia="黑体" w:hAnsi="黑体"/>
+                <w:rFonts w:ascii="黑体" w:eastAsia="黑体" w:hAnsi="黑体" w:hint="eastAsia"/>
                 <w:sz w:val="21"/>
                 <w:szCs w:val="21"/>
               </w:rPr>
@@ -1718,7 +1708,7 @@
             <w:pPr>
               <w:jc w:val="center"/>
               <w:rPr>
-                <w:rFonts w:ascii="黑体" w:eastAsia="黑体" w:hAnsi="黑体"/>
+                <w:rFonts w:ascii="黑体" w:eastAsia="黑体" w:hAnsi="黑体" w:hint="eastAsia"/>
                 <w:sz w:val="21"/>
                 <w:szCs w:val="21"/>
               </w:rPr>
@@ -1748,7 +1738,7 @@
             <w:pPr>
               <w:jc w:val="center"/>
               <w:rPr>
-                <w:rFonts w:ascii="黑体" w:eastAsia="黑体" w:hAnsi="黑体"/>
+                <w:rFonts w:ascii="黑体" w:eastAsia="黑体" w:hAnsi="黑体" w:hint="eastAsia"/>
                 <w:sz w:val="21"/>
                 <w:szCs w:val="21"/>
               </w:rPr>
@@ -1778,7 +1768,7 @@
             <w:pPr>
               <w:jc w:val="center"/>
               <w:rPr>
-                <w:rFonts w:ascii="黑体" w:eastAsia="黑体" w:hAnsi="黑体"/>
+                <w:rFonts w:ascii="黑体" w:eastAsia="黑体" w:hAnsi="黑体" w:hint="eastAsia"/>
                 <w:sz w:val="21"/>
                 <w:szCs w:val="21"/>
               </w:rPr>
@@ -1808,7 +1798,7 @@
             <w:pPr>
               <w:jc w:val="center"/>
               <w:rPr>
-                <w:rFonts w:ascii="黑体" w:eastAsia="黑体" w:hAnsi="黑体"/>
+                <w:rFonts w:ascii="黑体" w:eastAsia="黑体" w:hAnsi="黑体" w:hint="eastAsia"/>
                 <w:sz w:val="21"/>
                 <w:szCs w:val="21"/>
               </w:rPr>
@@ -1828,6 +1818,7 @@
         <w:tc>
           <w:tcPr>
             <w:tcW w:w="650" w:type="dxa"/>
+            <w:vAlign w:val="center"/>
           </w:tcPr>
           <w:p>
             <w:r>
@@ -1842,6 +1833,7 @@
         <w:tc>
           <w:tcPr>
             <w:tcW w:w="950" w:type="dxa"/>
+            <w:vAlign w:val="center"/>
           </w:tcPr>
           <w:p>
             <w:r>
@@ -1856,6 +1848,7 @@
         <w:tc>
           <w:tcPr>
             <w:tcW w:w="900" w:type="dxa"/>
+            <w:vAlign w:val="center"/>
           </w:tcPr>
           <w:p>
             <w:r>
@@ -1870,6 +1863,7 @@
         <w:tc>
           <w:tcPr>
             <w:tcW w:w="1400" w:type="dxa"/>
+            <w:vAlign w:val="center"/>
           </w:tcPr>
           <w:p>
             <w:r>
@@ -1884,6 +1878,7 @@
         <w:tc>
           <w:tcPr>
             <w:tcW w:w="900" w:type="dxa"/>
+            <w:vAlign w:val="center"/>
           </w:tcPr>
           <w:p>
             <w:r>
@@ -1898,6 +1893,7 @@
         <w:tc>
           <w:tcPr>
             <w:tcW w:w="950" w:type="dxa"/>
+            <w:vAlign w:val="center"/>
           </w:tcPr>
           <w:p>
             <w:r>
@@ -1912,6 +1908,7 @@
         <w:tc>
           <w:tcPr>
             <w:tcW w:w="950" w:type="dxa"/>
+            <w:vAlign w:val="center"/>
           </w:tcPr>
           <w:p>
             <w:r>
@@ -1926,6 +1923,7 @@
         <w:tc>
           <w:tcPr>
             <w:tcW w:w="2350" w:type="dxa"/>
+            <w:vAlign w:val="center"/>
           </w:tcPr>
           <w:p>
             <w:r>

--- a/模板/测试说明模板.docx
+++ b/模板/测试说明模板.docx
@@ -398,34 +398,32 @@
     </w:p>
     <w:p>
       <w:r>
-        <w:t>{#showType}</w:t>
+        <w:t>{#head2}</w:t>
       </w:r>
     </w:p>
     <w:p>
       <w:pPr>
         <w:pStyle w:val="2"/>
         <w:rPr>
-          <w:sz w:val="24"/>
-          <w:szCs w:val="24"/>
+          <w:szCs w:val="28"/>
         </w:rPr>
       </w:pPr>
       <w:r>
         <w:rPr>
           <w:rFonts w:hint="eastAsia"/>
-          <w:sz w:val="24"/>
-          <w:szCs w:val="24"/>
+          <w:szCs w:val="28"/>
         </w:rPr>
-        <w:t>{typeName}</w:t>
+        <w:t>{head2}</w:t>
       </w:r>
     </w:p>
     <w:p>
       <w:r>
-        <w:t>{/showType}</w:t>
+        <w:t>{/head2}</w:t>
       </w:r>
     </w:p>
     <w:p>
       <w:r>
-        <w:t>{#showGroup}</w:t>
+        <w:t>{#head3}</w:t>
       </w:r>
     </w:p>
     <w:p>
@@ -434,17 +432,17 @@
         <w:spacing w:before="156"/>
       </w:pPr>
       <w:r>
-        <w:t>{showGroup}</w:t>
+        <w:t>{head3}</w:t>
       </w:r>
     </w:p>
     <w:p>
       <w:r>
-        <w:t>{/showGroup}</w:t>
+        <w:t>{/head3}</w:t>
       </w:r>
     </w:p>
     <w:p>
       <w:r>
-        <w:t>{#showItem}</w:t>
+        <w:t>{#head4}</w:t>
       </w:r>
     </w:p>
     <w:p>
@@ -459,12 +457,62 @@
           <w:rFonts w:hint="eastAsia"/>
           <w:szCs w:val="24"/>
         </w:rPr>
-        <w:t>{itemName}</w:t>
+        <w:t>{head4}</w:t>
       </w:r>
     </w:p>
     <w:p>
       <w:r>
-        <w:t>{/showItem}</w:t>
+        <w:t>{/head4}</w:t>
+      </w:r>
+    </w:p>
+    <w:p>
+      <w:r>
+        <w:t>{#head5}</w:t>
+      </w:r>
+    </w:p>
+    <w:p>
+      <w:pPr>
+        <w:pStyle w:val="5"/>
+        <w:rPr>
+          <w:szCs w:val="24"/>
+        </w:rPr>
+      </w:pPr>
+      <w:r>
+        <w:rPr>
+          <w:rFonts w:hint="eastAsia"/>
+          <w:szCs w:val="24"/>
+        </w:rPr>
+        <w:t>{head5}</w:t>
+      </w:r>
+    </w:p>
+    <w:p>
+      <w:r>
+        <w:t>{/head5}</w:t>
+      </w:r>
+    </w:p>
+    <w:p>
+      <w:r>
+        <w:t>{#head6}</w:t>
+      </w:r>
+    </w:p>
+    <w:p>
+      <w:pPr>
+        <w:pStyle w:val="6"/>
+        <w:rPr>
+          <w:szCs w:val="24"/>
+        </w:rPr>
+      </w:pPr>
+      <w:r>
+        <w:rPr>
+          <w:rFonts w:hint="eastAsia"/>
+          <w:szCs w:val="24"/>
+        </w:rPr>
+        <w:t>{head6}</w:t>
+      </w:r>
+    </w:p>
+    <w:p>
+      <w:r>
+        <w:t>{/head6}</w:t>
       </w:r>
     </w:p>
     <w:tbl>
@@ -2977,10 +3025,10 @@
       <w:outlineLvl w:val="0"/>
     </w:pPr>
     <w:rPr>
-      <w:rFonts w:eastAsia="黑体"/>
+      <w:rFonts w:ascii="Times New Roman" w:hAnsi="Times New Roman" w:eastAsia="黑体"/>
+      <w:sz w:val="24"/>
+      <w:szCs w:val="24"/>
       <w:kern w:val="44"/>
-      <w:sz w:val="28"/>
-      <w:szCs w:val="28"/>
     </w:rPr>
   </w:style>
   <w:style w:type="paragraph" w:styleId="2">
@@ -3003,8 +3051,9 @@
       <w:outlineLvl w:val="1"/>
     </w:pPr>
     <w:rPr>
-      <w:rFonts w:eastAsia="黑体"/>
-      <w:sz w:val="28"/>
+      <w:rFonts w:ascii="Times New Roman" w:hAnsi="Times New Roman" w:eastAsia="黑体"/>
+      <w:sz w:val="24"/>
+      <w:szCs w:val="24"/>
     </w:rPr>
   </w:style>
   <w:style w:type="paragraph" w:styleId="3">
@@ -3014,7 +3063,7 @@
     <w:next w:val="a"/>
     <w:link w:val="30"/>
     <w:qFormat/>
-    <w:rsid w:val="003604CD"/>
+    <w:rsid w:val="00AF4EDE"/>
     <w:pPr>
       <w:numPr>
         <w:ilvl w:val="2"/>
@@ -3027,9 +3076,9 @@
       <w:outlineLvl w:val="2"/>
     </w:pPr>
     <w:rPr>
-      <w:rFonts w:eastAsia="黑体"/>
-      <w:sz w:val="28"/>
-      <w:szCs w:val="28"/>
+      <w:rFonts w:ascii="Times New Roman" w:hAnsi="Times New Roman" w:eastAsia="黑体"/>
+      <w:sz w:val="24"/>
+      <w:szCs w:val="24"/>
     </w:rPr>
   </w:style>
   <w:style w:type="paragraph" w:styleId="4">
@@ -3052,8 +3101,9 @@
       <w:outlineLvl w:val="3"/>
     </w:pPr>
     <w:rPr>
-      <w:rFonts w:eastAsia="黑体"/>
-      <w:szCs w:val="28"/>
+      <w:rFonts w:ascii="Times New Roman" w:hAnsi="Times New Roman" w:eastAsia="黑体"/>
+      <w:sz w:val="24"/>
+      <w:szCs w:val="24"/>
     </w:rPr>
   </w:style>
   <w:style w:type="paragraph" w:styleId="5">
@@ -3077,7 +3127,9 @@
       <w:outlineLvl w:val="4"/>
     </w:pPr>
     <w:rPr>
-      <w:rFonts w:eastAsia="黑体"/>
+      <w:rFonts w:ascii="Times New Roman" w:hAnsi="Times New Roman" w:eastAsia="黑体"/>
+      <w:sz w:val="24"/>
+      <w:szCs w:val="24"/>
     </w:rPr>
   </w:style>
   <w:style w:type="paragraph" w:styleId="6">
@@ -3101,10 +3153,10 @@
       <w:outlineLvl w:val="5"/>
     </w:pPr>
     <w:rPr>
-      <w:rFonts w:eastAsia="黑体"/>
+      <w:rFonts w:ascii="Times New Roman" w:hAnsi="Times New Roman" w:eastAsia="黑体"/>
+      <w:sz w:val="24"/>
+      <w:szCs w:val="24"/>
       <w:bCs/>
-      <w:sz w:val="28"/>
-      <w:szCs w:val="24"/>
     </w:rPr>
   </w:style>
   <w:style w:type="paragraph" w:styleId="7">
@@ -3128,9 +3180,10 @@
       <w:outlineLvl w:val="6"/>
     </w:pPr>
     <w:rPr>
-      <w:rFonts w:eastAsia="黑体"/>
+      <w:rFonts w:ascii="Times New Roman" w:hAnsi="Times New Roman" w:eastAsia="黑体"/>
+      <w:sz w:val="24"/>
+      <w:szCs w:val="24"/>
       <w:bCs/>
-      <w:szCs w:val="24"/>
     </w:rPr>
   </w:style>
   <w:style w:type="paragraph" w:styleId="8">
@@ -3153,7 +3206,8 @@
       <w:outlineLvl w:val="7"/>
     </w:pPr>
     <w:rPr>
-      <w:rFonts w:eastAsia="黑体"/>
+      <w:rFonts w:ascii="Times New Roman" w:hAnsi="Times New Roman" w:eastAsia="黑体"/>
+      <w:sz w:val="24"/>
       <w:szCs w:val="24"/>
     </w:rPr>
   </w:style>
@@ -3179,8 +3233,9 @@
       <w:outlineLvl w:val="8"/>
     </w:pPr>
     <w:rPr>
-      <w:rFonts w:ascii="Arial" w:eastAsia="黑体" w:hAnsi="Arial"/>
-      <w:szCs w:val="21"/>
+      <w:rFonts w:ascii="Times New Roman" w:hAnsi="Times New Roman" w:eastAsia="黑体"/>
+      <w:sz w:val="24"/>
+      <w:szCs w:val="24"/>
     </w:rPr>
   </w:style>
   <w:style w:type="character" w:default="1" w:styleId="a0">
@@ -3317,10 +3372,10 @@
     <w:aliases w:val="标题 3-gkhy 字符,第二层条 字符,第三层 字符,1.1.1 标题 3 字符,论文标题 2 字符,分节 字符,标题9 字符,1.1.1 字符,36标题3 字符,36标题 3 字符,3 字符,Bold Head 字符,bh 字符,章标题1 字符,小标题 字符,level_3 字符,PIM 3 字符,H3 字符,Level 3 Head 字符,第二层条1 字符,第二层条2 字符,第二层条3 字符,第二层条4 字符,第二层条5 字符,第二层条6 字符,第二层条7 字符,第二层条8 字符"/>
     <w:basedOn w:val="a0"/>
     <w:link w:val="3"/>
-    <w:rsid w:val="003604CD"/>
+    <w:rsid w:val="00AF4EDE"/>
     <w:rPr>
       <w:rFonts w:ascii="Times New Roman" w:eastAsia="黑体" w:hAnsi="Times New Roman" w:cs="Times New Roman"/>
-      <w:sz w:val="28"/>
+      <w:sz w:val="24"/>
       <w:szCs w:val="28"/>
     </w:rPr>
   </w:style>

--- a/模板/测试说明模板.docx
+++ b/模板/测试说明模板.docx
@@ -3026,9 +3026,9 @@
     </w:pPr>
     <w:rPr>
       <w:rFonts w:ascii="Times New Roman" w:hAnsi="Times New Roman" w:eastAsia="黑体"/>
+      <w:kern w:val="44"/>
       <w:sz w:val="24"/>
       <w:szCs w:val="24"/>
-      <w:kern w:val="44"/>
     </w:rPr>
   </w:style>
   <w:style w:type="paragraph" w:styleId="2">
@@ -3154,9 +3154,9 @@
     </w:pPr>
     <w:rPr>
       <w:rFonts w:ascii="Times New Roman" w:hAnsi="Times New Roman" w:eastAsia="黑体"/>
+      <w:bCs/>
       <w:sz w:val="24"/>
       <w:szCs w:val="24"/>
-      <w:bCs/>
     </w:rPr>
   </w:style>
   <w:style w:type="paragraph" w:styleId="7">
@@ -3181,9 +3181,9 @@
     </w:pPr>
     <w:rPr>
       <w:rFonts w:ascii="Times New Roman" w:hAnsi="Times New Roman" w:eastAsia="黑体"/>
+      <w:bCs/>
       <w:sz w:val="24"/>
       <w:szCs w:val="24"/>
-      <w:bCs/>
     </w:rPr>
   </w:style>
   <w:style w:type="paragraph" w:styleId="8">

--- a/模板/测试说明模板.docx
+++ b/模板/测试说明模板.docx
@@ -283,6 +283,18 @@
       <w:tr>
         <w:tc>
           <w:tcPr>
+            <w:tcW w:w="0" w:type="auto"/>
+          </w:tcPr>
+          <w:p>
+            <w:r>
+              <w:t>_CL_BEGIN_</w:t>
+            </w:r>
+          </w:p>
+        </w:tc>
+      </w:tr>
+      <w:tr>
+        <w:tc>
+          <w:tcPr>
             <w:tcW w:w="628" w:type="dxa"/>
             <w:vAlign w:val="center"/>
           </w:tcPr>
@@ -365,6 +377,18 @@
                 <w:szCs w:val="21"/>
               </w:rPr>
               <w:t>{summary}{/}</w:t>
+            </w:r>
+          </w:p>
+        </w:tc>
+      </w:tr>
+      <w:tr>
+        <w:tc>
+          <w:tcPr>
+            <w:tcW w:w="0" w:type="auto"/>
+          </w:tcPr>
+          <w:p>
+            <w:r>
+              <w:t>_CL_END_</w:t>
             </w:r>
           </w:p>
         </w:tc>
@@ -389,6 +413,11 @@
           <w:rFonts w:hint="eastAsia"/>
         </w:rPr>
         <w:t>测试用例</w:t>
+      </w:r>
+    </w:p>
+    <w:p>
+      <w:r>
+        <w:t>_CT_BEGIN_</w:t>
       </w:r>
     </w:p>
     <w:p>
@@ -1552,6 +1581,11 @@
       </w:r>
     </w:p>
     <w:p>
+      <w:r>
+        <w:t>_CT_END_</w:t>
+      </w:r>
+    </w:p>
+    <w:p>
       <w:pPr>
         <w:pStyle w:val="1"/>
       </w:pPr>
@@ -1865,6 +1899,18 @@
       <w:tr>
         <w:tc>
           <w:tcPr>
+            <w:tcW w:w="0" w:type="auto"/>
+          </w:tcPr>
+          <w:p>
+            <w:r>
+              <w:t>_TR_BEGIN_</w:t>
+            </w:r>
+          </w:p>
+        </w:tc>
+      </w:tr>
+      <w:tr>
+        <w:tc>
+          <w:tcPr>
             <w:tcW w:w="650" w:type="dxa"/>
             <w:vAlign w:val="center"/>
           </w:tcPr>
@@ -1980,6 +2026,18 @@
                 <w:szCs w:val="21"/>
               </w:rPr>
               <w:t>{caseId}{/}</w:t>
+            </w:r>
+          </w:p>
+        </w:tc>
+      </w:tr>
+      <w:tr>
+        <w:tc>
+          <w:tcPr>
+            <w:tcW w:w="0" w:type="auto"/>
+          </w:tcPr>
+          <w:p>
+            <w:r>
+              <w:t>_TR_END_</w:t>
             </w:r>
           </w:p>
         </w:tc>

--- a/模板/测试说明模板.docx
+++ b/模板/测试说明模板.docx
@@ -542,6 +542,81 @@
     <w:p>
       <w:r>
         <w:t>{/head6}</w:t>
+      </w:r>
+    </w:p>
+    <w:p>
+      <w:r>
+        <w:t>{#head7}</w:t>
+      </w:r>
+    </w:p>
+    <w:p>
+      <w:pPr>
+        <w:pStyle w:val="7"/>
+        <w:rPr>
+          <w:szCs w:val="24"/>
+        </w:rPr>
+      </w:pPr>
+      <w:r>
+        <w:rPr>
+          <w:rFonts w:hint="eastAsia"/>
+          <w:szCs w:val="24"/>
+        </w:rPr>
+        <w:t>{head7}</w:t>
+      </w:r>
+    </w:p>
+    <w:p>
+      <w:r>
+        <w:t>{/head7}</w:t>
+      </w:r>
+    </w:p>
+    <w:p>
+      <w:r>
+        <w:t>{#head8}</w:t>
+      </w:r>
+    </w:p>
+    <w:p>
+      <w:pPr>
+        <w:pStyle w:val="8"/>
+        <w:rPr>
+          <w:szCs w:val="24"/>
+        </w:rPr>
+      </w:pPr>
+      <w:r>
+        <w:rPr>
+          <w:rFonts w:hint="eastAsia"/>
+          <w:szCs w:val="24"/>
+        </w:rPr>
+        <w:t>{head8}</w:t>
+      </w:r>
+    </w:p>
+    <w:p>
+      <w:r>
+        <w:t>{/head8}</w:t>
+      </w:r>
+    </w:p>
+    <w:p>
+      <w:r>
+        <w:t>{#head9}</w:t>
+      </w:r>
+    </w:p>
+    <w:p>
+      <w:pPr>
+        <w:pStyle w:val="9"/>
+        <w:rPr>
+          <w:szCs w:val="24"/>
+        </w:rPr>
+      </w:pPr>
+      <w:r>
+        <w:rPr>
+          <w:rFonts w:hint="eastAsia"/>
+          <w:szCs w:val="24"/>
+        </w:rPr>
+        <w:t>{head9}</w:t>
+      </w:r>
+    </w:p>
+    <w:p>
+      <w:r>
+        <w:t>{/head9}</w:t>
       </w:r>
     </w:p>
     <w:tbl>
